--- a/大三/基础实验/设计2/徐屹寒.docx
+++ b/大三/基础实验/设计2/徐屹寒.docx
@@ -618,7 +618,23 @@
                 <w:sz w:val="28"/>
                 <w:szCs w:val="28"/>
               </w:rPr>
-              <w:t>323003743</w:t>
+              <w:t>3230</w:t>
+            </w:r>
+            <w:r>
+              <w:rPr>
+                <w:rFonts w:hint="eastAsia"/>
+                <w:sz w:val="28"/>
+                <w:szCs w:val="28"/>
+              </w:rPr>
+              <w:t>1</w:t>
+            </w:r>
+            <w:r>
+              <w:rPr>
+                <w:rFonts w:hint="eastAsia"/>
+                <w:sz w:val="28"/>
+                <w:szCs w:val="28"/>
+              </w:rPr>
+              <w:t>03743</w:t>
             </w:r>
             <w:r>
               <w:rPr>
@@ -1197,7 +1213,7 @@
           <v:shape id="_x0000_i1025" type="#_x0000_t75" style="width:10.65pt;height:13.35pt" o:ole="">
             <v:imagedata r:id="rId10" o:title=""/>
           </v:shape>
-          <o:OLEObject Type="Embed" ProgID="Equation.DSMT4" ShapeID="_x0000_i1025" DrawAspect="Content" ObjectID="_1829423788" r:id="rId11"/>
+          <o:OLEObject Type="Embed" ProgID="Equation.DSMT4" ShapeID="_x0000_i1025" DrawAspect="Content" ObjectID="_1829589926" r:id="rId11"/>
         </w:object>
       </w:r>
       <w:r>
@@ -1232,7 +1248,7 @@
           <v:shape id="_x0000_i1026" type="#_x0000_t75" style="width:46.65pt;height:34.65pt" o:ole="">
             <v:imagedata r:id="rId12" o:title=""/>
           </v:shape>
-          <o:OLEObject Type="Embed" ProgID="Equation.DSMT4" ShapeID="_x0000_i1026" DrawAspect="Content" ObjectID="_1829423789" r:id="rId13"/>
+          <o:OLEObject Type="Embed" ProgID="Equation.DSMT4" ShapeID="_x0000_i1026" DrawAspect="Content" ObjectID="_1829589927" r:id="rId13"/>
         </w:object>
       </w:r>
     </w:p>
@@ -1267,7 +1283,7 @@
           <v:shape id="_x0000_i1027" type="#_x0000_t75" style="width:28.65pt;height:18pt" o:ole="">
             <v:imagedata r:id="rId14" o:title=""/>
           </v:shape>
-          <o:OLEObject Type="Embed" ProgID="Equation.DSMT4" ShapeID="_x0000_i1027" DrawAspect="Content" ObjectID="_1829423790" r:id="rId15"/>
+          <o:OLEObject Type="Embed" ProgID="Equation.DSMT4" ShapeID="_x0000_i1027" DrawAspect="Content" ObjectID="_1829589928" r:id="rId15"/>
         </w:object>
       </w:r>
       <w:r>
@@ -1289,7 +1305,7 @@
           <v:shape id="_x0000_i1028" type="#_x0000_t75" style="width:25.35pt;height:18pt" o:ole="">
             <v:imagedata r:id="rId16" o:title=""/>
           </v:shape>
-          <o:OLEObject Type="Embed" ProgID="Equation.DSMT4" ShapeID="_x0000_i1028" DrawAspect="Content" ObjectID="_1829423791" r:id="rId17"/>
+          <o:OLEObject Type="Embed" ProgID="Equation.DSMT4" ShapeID="_x0000_i1028" DrawAspect="Content" ObjectID="_1829589929" r:id="rId17"/>
         </w:object>
       </w:r>
       <w:r>
@@ -1340,18 +1356,8 @@
           <w:bCs/>
           <w:szCs w:val="21"/>
         </w:rPr>
-        <w:t>实验采用 JC0、JC1A 型转矩转速传感器。其结构包含扭力轴、磁检测器（内外齿轮、永久磁钢、感应线圈）等。内外齿轮随转筒旋转产生感应电压信号。当扭力轴受扭矩作用</w:t>
-      </w:r>
-      <w:proofErr w:type="gramStart"/>
-      <w:r>
-        <w:rPr>
-          <w:rFonts w:ascii="宋体" w:hAnsi="宋体"/>
-          <w:bCs/>
-          <w:szCs w:val="21"/>
-        </w:rPr>
-        <w:t>产生扭角</w:t>
-      </w:r>
-      <w:proofErr w:type="gramEnd"/>
+        <w:t>实验采用 JC0、JC1A 型转矩转速传感器。其结构包含扭力轴、磁检测器（内外齿轮、永久磁钢、感应线圈）等。内外齿轮随转筒旋转产生感应电压信号。当扭力轴受扭矩作用产生扭角</w:t>
+      </w:r>
       <w:r>
         <w:rPr>
           <w:rFonts w:ascii="宋体" w:hAnsi="宋体" w:hint="eastAsia"/>
@@ -1363,7 +1369,7 @@
           <v:shape id="_x0000_i1029" type="#_x0000_t75" style="width:12pt;height:16.65pt" o:ole="">
             <v:imagedata r:id="rId18" o:title=""/>
           </v:shape>
-          <o:OLEObject Type="Embed" ProgID="Equation.DSMT4" ShapeID="_x0000_i1029" DrawAspect="Content" ObjectID="_1829423792" r:id="rId19"/>
+          <o:OLEObject Type="Embed" ProgID="Equation.DSMT4" ShapeID="_x0000_i1029" DrawAspect="Content" ObjectID="_1829589930" r:id="rId19"/>
         </w:object>
       </w:r>
       <w:r>
@@ -1385,7 +1391,7 @@
           <v:shape id="_x0000_i1030" type="#_x0000_t75" style="width:19.35pt;height:13.35pt" o:ole="">
             <v:imagedata r:id="rId20" o:title=""/>
           </v:shape>
-          <o:OLEObject Type="Embed" ProgID="Equation.DSMT4" ShapeID="_x0000_i1030" DrawAspect="Content" ObjectID="_1829423793" r:id="rId21"/>
+          <o:OLEObject Type="Embed" ProgID="Equation.DSMT4" ShapeID="_x0000_i1030" DrawAspect="Content" ObjectID="_1829589931" r:id="rId21"/>
         </w:object>
       </w:r>
       <w:r>
@@ -1407,7 +1413,7 @@
           <v:shape id="_x0000_i1031" type="#_x0000_t75" style="width:16.65pt;height:13.35pt" o:ole="">
             <v:imagedata r:id="rId22" o:title=""/>
           </v:shape>
-          <o:OLEObject Type="Embed" ProgID="Equation.DSMT4" ShapeID="_x0000_i1031" DrawAspect="Content" ObjectID="_1829423794" r:id="rId23"/>
+          <o:OLEObject Type="Embed" ProgID="Equation.DSMT4" ShapeID="_x0000_i1031" DrawAspect="Content" ObjectID="_1829589932" r:id="rId23"/>
         </w:object>
       </w:r>
       <w:r>
@@ -1442,7 +1448,7 @@
           <v:shape id="_x0000_i1032" type="#_x0000_t75" style="width:97.35pt;height:16.65pt" o:ole="">
             <v:imagedata r:id="rId24" o:title=""/>
           </v:shape>
-          <o:OLEObject Type="Embed" ProgID="Equation.DSMT4" ShapeID="_x0000_i1032" DrawAspect="Content" ObjectID="_1829423795" r:id="rId25"/>
+          <o:OLEObject Type="Embed" ProgID="Equation.DSMT4" ShapeID="_x0000_i1032" DrawAspect="Content" ObjectID="_1829589933" r:id="rId25"/>
         </w:object>
       </w:r>
     </w:p>
@@ -1969,7 +1975,6 @@
               <w:ind w:firstLineChars="200" w:firstLine="420"/>
               <w:jc w:val="center"/>
               <w:rPr>
-                <w:rFonts w:hint="eastAsia"/>
                 <w:szCs w:val="21"/>
               </w:rPr>
             </w:pPr>
@@ -1996,7 +2001,6 @@
               <w:ind w:firstLineChars="200" w:firstLine="420"/>
               <w:jc w:val="center"/>
               <w:rPr>
-                <w:rFonts w:hint="eastAsia"/>
                 <w:szCs w:val="21"/>
               </w:rPr>
             </w:pPr>
@@ -2030,7 +2034,6 @@
               <w:ind w:firstLineChars="200" w:firstLine="420"/>
               <w:jc w:val="center"/>
               <w:rPr>
-                <w:rFonts w:hint="eastAsia"/>
                 <w:szCs w:val="21"/>
               </w:rPr>
             </w:pPr>
@@ -2064,7 +2067,6 @@
               <w:ind w:firstLineChars="200" w:firstLine="420"/>
               <w:jc w:val="center"/>
               <w:rPr>
-                <w:rFonts w:hint="eastAsia"/>
                 <w:szCs w:val="21"/>
               </w:rPr>
             </w:pPr>
@@ -2098,7 +2100,6 @@
               <w:ind w:firstLineChars="200" w:firstLine="420"/>
               <w:jc w:val="center"/>
               <w:rPr>
-                <w:rFonts w:hint="eastAsia"/>
                 <w:szCs w:val="21"/>
               </w:rPr>
             </w:pPr>
@@ -2132,7 +2133,6 @@
               <w:ind w:firstLineChars="200" w:firstLine="420"/>
               <w:jc w:val="center"/>
               <w:rPr>
-                <w:rFonts w:hint="eastAsia"/>
                 <w:szCs w:val="21"/>
               </w:rPr>
             </w:pPr>
@@ -2166,7 +2166,6 @@
               <w:ind w:firstLineChars="200" w:firstLine="420"/>
               <w:jc w:val="center"/>
               <w:rPr>
-                <w:rFonts w:hint="eastAsia"/>
                 <w:szCs w:val="21"/>
               </w:rPr>
             </w:pPr>
@@ -2205,7 +2204,6 @@
               <w:ind w:firstLineChars="200" w:firstLine="420"/>
               <w:jc w:val="center"/>
               <w:rPr>
-                <w:rFonts w:hint="eastAsia"/>
                 <w:szCs w:val="21"/>
               </w:rPr>
             </w:pPr>
@@ -2232,7 +2230,6 @@
               <w:ind w:firstLineChars="200" w:firstLine="420"/>
               <w:jc w:val="center"/>
               <w:rPr>
-                <w:rFonts w:hint="eastAsia"/>
                 <w:szCs w:val="21"/>
               </w:rPr>
             </w:pPr>
@@ -2259,7 +2256,6 @@
               <w:ind w:firstLineChars="200" w:firstLine="420"/>
               <w:jc w:val="center"/>
               <w:rPr>
-                <w:rFonts w:hint="eastAsia"/>
                 <w:szCs w:val="21"/>
               </w:rPr>
             </w:pPr>
@@ -2286,7 +2282,6 @@
               <w:ind w:firstLineChars="200" w:firstLine="420"/>
               <w:jc w:val="center"/>
               <w:rPr>
-                <w:rFonts w:hint="eastAsia"/>
                 <w:szCs w:val="21"/>
               </w:rPr>
             </w:pPr>
@@ -2313,7 +2308,6 @@
               <w:ind w:firstLineChars="200" w:firstLine="420"/>
               <w:jc w:val="center"/>
               <w:rPr>
-                <w:rFonts w:hint="eastAsia"/>
                 <w:szCs w:val="21"/>
               </w:rPr>
             </w:pPr>
@@ -2340,7 +2334,6 @@
               <w:ind w:firstLineChars="200" w:firstLine="420"/>
               <w:jc w:val="center"/>
               <w:rPr>
-                <w:rFonts w:hint="eastAsia"/>
                 <w:szCs w:val="21"/>
               </w:rPr>
             </w:pPr>
@@ -2367,7 +2360,6 @@
               <w:ind w:firstLineChars="200" w:firstLine="420"/>
               <w:jc w:val="center"/>
               <w:rPr>
-                <w:rFonts w:hint="eastAsia"/>
                 <w:szCs w:val="21"/>
               </w:rPr>
             </w:pPr>
@@ -2399,7 +2391,6 @@
               <w:ind w:firstLineChars="200" w:firstLine="420"/>
               <w:jc w:val="center"/>
               <w:rPr>
-                <w:rFonts w:hint="eastAsia"/>
                 <w:szCs w:val="21"/>
               </w:rPr>
             </w:pPr>
@@ -2426,7 +2417,6 @@
               <w:ind w:firstLineChars="200" w:firstLine="420"/>
               <w:jc w:val="center"/>
               <w:rPr>
-                <w:rFonts w:hint="eastAsia"/>
                 <w:szCs w:val="21"/>
               </w:rPr>
             </w:pPr>
@@ -2453,7 +2443,6 @@
               <w:ind w:firstLineChars="200" w:firstLine="420"/>
               <w:jc w:val="center"/>
               <w:rPr>
-                <w:rFonts w:hint="eastAsia"/>
                 <w:szCs w:val="21"/>
               </w:rPr>
             </w:pPr>
@@ -2480,7 +2469,6 @@
               <w:ind w:firstLineChars="200" w:firstLine="420"/>
               <w:jc w:val="center"/>
               <w:rPr>
-                <w:rFonts w:hint="eastAsia"/>
                 <w:szCs w:val="21"/>
               </w:rPr>
             </w:pPr>
@@ -2507,7 +2495,6 @@
               <w:ind w:firstLineChars="200" w:firstLine="420"/>
               <w:jc w:val="center"/>
               <w:rPr>
-                <w:rFonts w:hint="eastAsia"/>
                 <w:szCs w:val="21"/>
               </w:rPr>
             </w:pPr>
@@ -2534,7 +2521,6 @@
               <w:ind w:firstLineChars="200" w:firstLine="420"/>
               <w:jc w:val="center"/>
               <w:rPr>
-                <w:rFonts w:hint="eastAsia"/>
                 <w:szCs w:val="21"/>
               </w:rPr>
             </w:pPr>
@@ -2561,7 +2547,6 @@
               <w:ind w:firstLineChars="200" w:firstLine="420"/>
               <w:jc w:val="center"/>
               <w:rPr>
-                <w:rFonts w:hint="eastAsia"/>
                 <w:szCs w:val="21"/>
               </w:rPr>
             </w:pPr>
@@ -2593,7 +2578,6 @@
               <w:ind w:firstLineChars="200" w:firstLine="420"/>
               <w:jc w:val="center"/>
               <w:rPr>
-                <w:rFonts w:hint="eastAsia"/>
                 <w:szCs w:val="21"/>
               </w:rPr>
             </w:pPr>
@@ -2620,7 +2604,6 @@
               <w:ind w:firstLineChars="200" w:firstLine="420"/>
               <w:jc w:val="center"/>
               <w:rPr>
-                <w:rFonts w:hint="eastAsia"/>
                 <w:szCs w:val="21"/>
               </w:rPr>
             </w:pPr>
@@ -2647,7 +2630,6 @@
               <w:ind w:firstLineChars="200" w:firstLine="420"/>
               <w:jc w:val="center"/>
               <w:rPr>
-                <w:rFonts w:hint="eastAsia"/>
                 <w:szCs w:val="21"/>
               </w:rPr>
             </w:pPr>
@@ -2674,7 +2656,6 @@
               <w:ind w:firstLineChars="200" w:firstLine="420"/>
               <w:jc w:val="center"/>
               <w:rPr>
-                <w:rFonts w:hint="eastAsia"/>
                 <w:szCs w:val="21"/>
               </w:rPr>
             </w:pPr>
@@ -2701,7 +2682,6 @@
               <w:ind w:firstLineChars="200" w:firstLine="420"/>
               <w:jc w:val="center"/>
               <w:rPr>
-                <w:rFonts w:hint="eastAsia"/>
                 <w:szCs w:val="21"/>
               </w:rPr>
             </w:pPr>
@@ -2728,7 +2708,6 @@
               <w:ind w:firstLineChars="200" w:firstLine="420"/>
               <w:jc w:val="center"/>
               <w:rPr>
-                <w:rFonts w:hint="eastAsia"/>
                 <w:szCs w:val="21"/>
               </w:rPr>
             </w:pPr>
@@ -2755,7 +2734,6 @@
               <w:ind w:firstLineChars="200" w:firstLine="420"/>
               <w:jc w:val="center"/>
               <w:rPr>
-                <w:rFonts w:hint="eastAsia"/>
                 <w:szCs w:val="21"/>
               </w:rPr>
             </w:pPr>
@@ -2787,7 +2765,6 @@
               <w:ind w:firstLineChars="200" w:firstLine="420"/>
               <w:jc w:val="center"/>
               <w:rPr>
-                <w:rFonts w:hint="eastAsia"/>
                 <w:szCs w:val="21"/>
               </w:rPr>
             </w:pPr>
@@ -2814,7 +2791,6 @@
               <w:ind w:firstLineChars="200" w:firstLine="420"/>
               <w:jc w:val="center"/>
               <w:rPr>
-                <w:rFonts w:hint="eastAsia"/>
                 <w:szCs w:val="21"/>
               </w:rPr>
             </w:pPr>
@@ -2841,7 +2817,6 @@
               <w:ind w:firstLineChars="200" w:firstLine="420"/>
               <w:jc w:val="center"/>
               <w:rPr>
-                <w:rFonts w:hint="eastAsia"/>
                 <w:szCs w:val="21"/>
               </w:rPr>
             </w:pPr>
@@ -2868,7 +2843,6 @@
               <w:ind w:firstLineChars="200" w:firstLine="420"/>
               <w:jc w:val="center"/>
               <w:rPr>
-                <w:rFonts w:hint="eastAsia"/>
                 <w:szCs w:val="21"/>
               </w:rPr>
             </w:pPr>
@@ -2895,7 +2869,6 @@
               <w:ind w:firstLineChars="200" w:firstLine="420"/>
               <w:jc w:val="center"/>
               <w:rPr>
-                <w:rFonts w:hint="eastAsia"/>
                 <w:szCs w:val="21"/>
               </w:rPr>
             </w:pPr>
@@ -2922,7 +2895,6 @@
               <w:ind w:firstLineChars="200" w:firstLine="420"/>
               <w:jc w:val="center"/>
               <w:rPr>
-                <w:rFonts w:hint="eastAsia"/>
                 <w:szCs w:val="21"/>
               </w:rPr>
             </w:pPr>
@@ -2949,7 +2921,6 @@
               <w:ind w:firstLineChars="200" w:firstLine="420"/>
               <w:jc w:val="center"/>
               <w:rPr>
-                <w:rFonts w:hint="eastAsia"/>
                 <w:szCs w:val="21"/>
               </w:rPr>
             </w:pPr>
@@ -2981,7 +2952,6 @@
               <w:ind w:firstLineChars="200" w:firstLine="420"/>
               <w:jc w:val="center"/>
               <w:rPr>
-                <w:rFonts w:hint="eastAsia"/>
                 <w:szCs w:val="21"/>
               </w:rPr>
             </w:pPr>
@@ -3008,7 +2978,6 @@
               <w:ind w:firstLineChars="200" w:firstLine="420"/>
               <w:jc w:val="center"/>
               <w:rPr>
-                <w:rFonts w:hint="eastAsia"/>
                 <w:szCs w:val="21"/>
               </w:rPr>
             </w:pPr>
@@ -3035,7 +3004,6 @@
               <w:ind w:firstLineChars="200" w:firstLine="420"/>
               <w:jc w:val="center"/>
               <w:rPr>
-                <w:rFonts w:hint="eastAsia"/>
                 <w:szCs w:val="21"/>
               </w:rPr>
             </w:pPr>
@@ -3062,7 +3030,6 @@
               <w:ind w:firstLineChars="200" w:firstLine="420"/>
               <w:jc w:val="center"/>
               <w:rPr>
-                <w:rFonts w:hint="eastAsia"/>
                 <w:szCs w:val="21"/>
               </w:rPr>
             </w:pPr>
@@ -3089,7 +3056,6 @@
               <w:ind w:firstLineChars="200" w:firstLine="420"/>
               <w:jc w:val="center"/>
               <w:rPr>
-                <w:rFonts w:hint="eastAsia"/>
                 <w:szCs w:val="21"/>
               </w:rPr>
             </w:pPr>
@@ -3116,7 +3082,6 @@
               <w:ind w:firstLineChars="200" w:firstLine="420"/>
               <w:jc w:val="center"/>
               <w:rPr>
-                <w:rFonts w:hint="eastAsia"/>
                 <w:szCs w:val="21"/>
               </w:rPr>
             </w:pPr>
@@ -3143,7 +3108,6 @@
               <w:ind w:firstLineChars="200" w:firstLine="420"/>
               <w:jc w:val="center"/>
               <w:rPr>
-                <w:rFonts w:hint="eastAsia"/>
                 <w:szCs w:val="21"/>
               </w:rPr>
             </w:pPr>
@@ -3175,7 +3139,6 @@
               <w:ind w:firstLineChars="200" w:firstLine="420"/>
               <w:jc w:val="center"/>
               <w:rPr>
-                <w:rFonts w:hint="eastAsia"/>
                 <w:szCs w:val="21"/>
               </w:rPr>
             </w:pPr>
@@ -3202,7 +3165,6 @@
               <w:ind w:firstLineChars="200" w:firstLine="420"/>
               <w:jc w:val="center"/>
               <w:rPr>
-                <w:rFonts w:hint="eastAsia"/>
                 <w:szCs w:val="21"/>
               </w:rPr>
             </w:pPr>
@@ -3229,7 +3191,6 @@
               <w:ind w:firstLineChars="200" w:firstLine="420"/>
               <w:jc w:val="center"/>
               <w:rPr>
-                <w:rFonts w:hint="eastAsia"/>
                 <w:szCs w:val="21"/>
               </w:rPr>
             </w:pPr>
@@ -3256,7 +3217,6 @@
               <w:ind w:firstLineChars="200" w:firstLine="420"/>
               <w:jc w:val="center"/>
               <w:rPr>
-                <w:rFonts w:hint="eastAsia"/>
                 <w:szCs w:val="21"/>
               </w:rPr>
             </w:pPr>
@@ -3283,7 +3243,6 @@
               <w:ind w:firstLineChars="200" w:firstLine="420"/>
               <w:jc w:val="center"/>
               <w:rPr>
-                <w:rFonts w:hint="eastAsia"/>
                 <w:szCs w:val="21"/>
               </w:rPr>
             </w:pPr>
@@ -3310,7 +3269,6 @@
               <w:ind w:firstLineChars="200" w:firstLine="420"/>
               <w:jc w:val="center"/>
               <w:rPr>
-                <w:rFonts w:hint="eastAsia"/>
                 <w:szCs w:val="21"/>
               </w:rPr>
             </w:pPr>
@@ -3337,7 +3295,6 @@
               <w:ind w:firstLineChars="200" w:firstLine="420"/>
               <w:jc w:val="center"/>
               <w:rPr>
-                <w:rFonts w:hint="eastAsia"/>
                 <w:szCs w:val="21"/>
               </w:rPr>
             </w:pPr>
@@ -3369,7 +3326,6 @@
               <w:ind w:firstLineChars="200" w:firstLine="420"/>
               <w:jc w:val="center"/>
               <w:rPr>
-                <w:rFonts w:hint="eastAsia"/>
                 <w:szCs w:val="21"/>
               </w:rPr>
             </w:pPr>
@@ -3396,7 +3352,6 @@
               <w:ind w:firstLineChars="200" w:firstLine="420"/>
               <w:jc w:val="center"/>
               <w:rPr>
-                <w:rFonts w:hint="eastAsia"/>
                 <w:szCs w:val="21"/>
               </w:rPr>
             </w:pPr>
@@ -3423,7 +3378,6 @@
               <w:ind w:firstLineChars="200" w:firstLine="420"/>
               <w:jc w:val="center"/>
               <w:rPr>
-                <w:rFonts w:hint="eastAsia"/>
                 <w:szCs w:val="21"/>
               </w:rPr>
             </w:pPr>
@@ -3450,7 +3404,6 @@
               <w:ind w:firstLineChars="200" w:firstLine="420"/>
               <w:jc w:val="center"/>
               <w:rPr>
-                <w:rFonts w:hint="eastAsia"/>
                 <w:szCs w:val="21"/>
               </w:rPr>
             </w:pPr>
@@ -3477,7 +3430,6 @@
               <w:ind w:firstLineChars="200" w:firstLine="420"/>
               <w:jc w:val="center"/>
               <w:rPr>
-                <w:rFonts w:hint="eastAsia"/>
                 <w:szCs w:val="21"/>
               </w:rPr>
             </w:pPr>
@@ -3504,7 +3456,6 @@
               <w:ind w:firstLineChars="200" w:firstLine="420"/>
               <w:jc w:val="center"/>
               <w:rPr>
-                <w:rFonts w:hint="eastAsia"/>
                 <w:szCs w:val="21"/>
               </w:rPr>
             </w:pPr>
@@ -3531,7 +3482,6 @@
               <w:ind w:firstLineChars="200" w:firstLine="420"/>
               <w:jc w:val="center"/>
               <w:rPr>
-                <w:rFonts w:hint="eastAsia"/>
                 <w:szCs w:val="21"/>
               </w:rPr>
             </w:pPr>
@@ -3563,7 +3513,6 @@
               <w:ind w:firstLineChars="200" w:firstLine="420"/>
               <w:jc w:val="center"/>
               <w:rPr>
-                <w:rFonts w:hint="eastAsia"/>
                 <w:szCs w:val="21"/>
               </w:rPr>
             </w:pPr>
@@ -3590,7 +3539,6 @@
               <w:ind w:firstLineChars="200" w:firstLine="420"/>
               <w:jc w:val="center"/>
               <w:rPr>
-                <w:rFonts w:hint="eastAsia"/>
                 <w:szCs w:val="21"/>
               </w:rPr>
             </w:pPr>
@@ -3617,7 +3565,6 @@
               <w:ind w:firstLineChars="200" w:firstLine="420"/>
               <w:jc w:val="center"/>
               <w:rPr>
-                <w:rFonts w:hint="eastAsia"/>
                 <w:szCs w:val="21"/>
               </w:rPr>
             </w:pPr>
@@ -3644,7 +3591,6 @@
               <w:ind w:firstLineChars="200" w:firstLine="420"/>
               <w:jc w:val="center"/>
               <w:rPr>
-                <w:rFonts w:hint="eastAsia"/>
                 <w:szCs w:val="21"/>
               </w:rPr>
             </w:pPr>
@@ -3671,7 +3617,6 @@
               <w:ind w:firstLineChars="200" w:firstLine="420"/>
               <w:jc w:val="center"/>
               <w:rPr>
-                <w:rFonts w:hint="eastAsia"/>
                 <w:szCs w:val="21"/>
               </w:rPr>
             </w:pPr>
@@ -3698,7 +3643,6 @@
               <w:ind w:firstLineChars="200" w:firstLine="420"/>
               <w:jc w:val="center"/>
               <w:rPr>
-                <w:rFonts w:hint="eastAsia"/>
                 <w:szCs w:val="21"/>
               </w:rPr>
             </w:pPr>
@@ -3725,7 +3669,6 @@
               <w:ind w:firstLineChars="200" w:firstLine="420"/>
               <w:jc w:val="center"/>
               <w:rPr>
-                <w:rFonts w:hint="eastAsia"/>
                 <w:szCs w:val="21"/>
               </w:rPr>
             </w:pPr>
@@ -3757,7 +3700,6 @@
               <w:ind w:firstLineChars="200" w:firstLine="420"/>
               <w:jc w:val="center"/>
               <w:rPr>
-                <w:rFonts w:hint="eastAsia"/>
                 <w:szCs w:val="21"/>
               </w:rPr>
             </w:pPr>
@@ -3784,7 +3726,6 @@
               <w:ind w:firstLineChars="200" w:firstLine="420"/>
               <w:jc w:val="center"/>
               <w:rPr>
-                <w:rFonts w:hint="eastAsia"/>
                 <w:szCs w:val="21"/>
               </w:rPr>
             </w:pPr>
@@ -3811,7 +3752,6 @@
               <w:ind w:firstLineChars="200" w:firstLine="420"/>
               <w:jc w:val="center"/>
               <w:rPr>
-                <w:rFonts w:hint="eastAsia"/>
                 <w:szCs w:val="21"/>
               </w:rPr>
             </w:pPr>
@@ -3838,7 +3778,6 @@
               <w:ind w:firstLineChars="200" w:firstLine="420"/>
               <w:jc w:val="center"/>
               <w:rPr>
-                <w:rFonts w:hint="eastAsia"/>
                 <w:szCs w:val="21"/>
               </w:rPr>
             </w:pPr>
@@ -3865,7 +3804,6 @@
               <w:ind w:firstLineChars="200" w:firstLine="420"/>
               <w:jc w:val="center"/>
               <w:rPr>
-                <w:rFonts w:hint="eastAsia"/>
                 <w:szCs w:val="21"/>
               </w:rPr>
             </w:pPr>
@@ -3892,7 +3830,6 @@
               <w:ind w:firstLineChars="200" w:firstLine="420"/>
               <w:jc w:val="center"/>
               <w:rPr>
-                <w:rFonts w:hint="eastAsia"/>
                 <w:szCs w:val="21"/>
               </w:rPr>
             </w:pPr>
@@ -3919,7 +3856,6 @@
               <w:ind w:firstLineChars="200" w:firstLine="420"/>
               <w:jc w:val="center"/>
               <w:rPr>
-                <w:rFonts w:hint="eastAsia"/>
                 <w:szCs w:val="21"/>
               </w:rPr>
             </w:pPr>
@@ -3951,7 +3887,6 @@
               <w:ind w:firstLineChars="200" w:firstLine="420"/>
               <w:jc w:val="center"/>
               <w:rPr>
-                <w:rFonts w:hint="eastAsia"/>
                 <w:szCs w:val="21"/>
               </w:rPr>
             </w:pPr>
@@ -3978,7 +3913,6 @@
               <w:ind w:firstLineChars="200" w:firstLine="420"/>
               <w:jc w:val="center"/>
               <w:rPr>
-                <w:rFonts w:hint="eastAsia"/>
                 <w:szCs w:val="21"/>
               </w:rPr>
             </w:pPr>
@@ -4005,7 +3939,6 @@
               <w:ind w:firstLineChars="200" w:firstLine="420"/>
               <w:jc w:val="center"/>
               <w:rPr>
-                <w:rFonts w:hint="eastAsia"/>
                 <w:szCs w:val="21"/>
               </w:rPr>
             </w:pPr>
@@ -4032,7 +3965,6 @@
               <w:ind w:firstLineChars="200" w:firstLine="420"/>
               <w:jc w:val="center"/>
               <w:rPr>
-                <w:rFonts w:hint="eastAsia"/>
                 <w:szCs w:val="21"/>
               </w:rPr>
             </w:pPr>
@@ -4059,7 +3991,6 @@
               <w:ind w:firstLineChars="200" w:firstLine="420"/>
               <w:jc w:val="center"/>
               <w:rPr>
-                <w:rFonts w:hint="eastAsia"/>
                 <w:szCs w:val="21"/>
               </w:rPr>
             </w:pPr>
@@ -4086,7 +4017,6 @@
               <w:ind w:firstLineChars="200" w:firstLine="420"/>
               <w:jc w:val="center"/>
               <w:rPr>
-                <w:rFonts w:hint="eastAsia"/>
                 <w:szCs w:val="21"/>
               </w:rPr>
             </w:pPr>
@@ -4113,7 +4043,6 @@
               <w:ind w:firstLineChars="200" w:firstLine="420"/>
               <w:jc w:val="center"/>
               <w:rPr>
-                <w:rFonts w:hint="eastAsia"/>
                 <w:szCs w:val="21"/>
               </w:rPr>
             </w:pPr>
@@ -4145,7 +4074,6 @@
               <w:ind w:firstLineChars="200" w:firstLine="420"/>
               <w:jc w:val="center"/>
               <w:rPr>
-                <w:rFonts w:hint="eastAsia"/>
                 <w:szCs w:val="21"/>
               </w:rPr>
             </w:pPr>
@@ -4172,7 +4100,6 @@
               <w:ind w:firstLineChars="200" w:firstLine="420"/>
               <w:jc w:val="center"/>
               <w:rPr>
-                <w:rFonts w:hint="eastAsia"/>
                 <w:szCs w:val="21"/>
               </w:rPr>
             </w:pPr>
@@ -4199,7 +4126,6 @@
               <w:ind w:firstLineChars="200" w:firstLine="420"/>
               <w:jc w:val="center"/>
               <w:rPr>
-                <w:rFonts w:hint="eastAsia"/>
                 <w:szCs w:val="21"/>
               </w:rPr>
             </w:pPr>
@@ -4226,7 +4152,6 @@
               <w:ind w:firstLineChars="200" w:firstLine="420"/>
               <w:jc w:val="center"/>
               <w:rPr>
-                <w:rFonts w:hint="eastAsia"/>
                 <w:szCs w:val="21"/>
               </w:rPr>
             </w:pPr>
@@ -4253,7 +4178,6 @@
               <w:ind w:firstLineChars="200" w:firstLine="420"/>
               <w:jc w:val="center"/>
               <w:rPr>
-                <w:rFonts w:hint="eastAsia"/>
                 <w:szCs w:val="21"/>
               </w:rPr>
             </w:pPr>
@@ -4280,7 +4204,6 @@
               <w:ind w:firstLineChars="200" w:firstLine="420"/>
               <w:jc w:val="center"/>
               <w:rPr>
-                <w:rFonts w:hint="eastAsia"/>
                 <w:szCs w:val="21"/>
               </w:rPr>
             </w:pPr>
@@ -4307,7 +4230,6 @@
               <w:ind w:firstLineChars="200" w:firstLine="420"/>
               <w:jc w:val="center"/>
               <w:rPr>
-                <w:rFonts w:hint="eastAsia"/>
                 <w:szCs w:val="21"/>
               </w:rPr>
             </w:pPr>
@@ -4339,7 +4261,6 @@
               <w:ind w:firstLineChars="200" w:firstLine="420"/>
               <w:jc w:val="center"/>
               <w:rPr>
-                <w:rFonts w:hint="eastAsia"/>
                 <w:szCs w:val="21"/>
               </w:rPr>
             </w:pPr>
@@ -4366,7 +4287,6 @@
               <w:ind w:firstLineChars="200" w:firstLine="420"/>
               <w:jc w:val="center"/>
               <w:rPr>
-                <w:rFonts w:hint="eastAsia"/>
                 <w:szCs w:val="21"/>
               </w:rPr>
             </w:pPr>
@@ -4393,7 +4313,6 @@
               <w:ind w:firstLineChars="200" w:firstLine="420"/>
               <w:jc w:val="center"/>
               <w:rPr>
-                <w:rFonts w:hint="eastAsia"/>
                 <w:szCs w:val="21"/>
               </w:rPr>
             </w:pPr>
@@ -4420,7 +4339,6 @@
               <w:ind w:firstLineChars="200" w:firstLine="420"/>
               <w:jc w:val="center"/>
               <w:rPr>
-                <w:rFonts w:hint="eastAsia"/>
                 <w:szCs w:val="21"/>
               </w:rPr>
             </w:pPr>
@@ -4447,7 +4365,6 @@
               <w:ind w:firstLineChars="200" w:firstLine="420"/>
               <w:jc w:val="center"/>
               <w:rPr>
-                <w:rFonts w:hint="eastAsia"/>
                 <w:szCs w:val="21"/>
               </w:rPr>
             </w:pPr>
@@ -4474,7 +4391,6 @@
               <w:ind w:firstLineChars="200" w:firstLine="420"/>
               <w:jc w:val="center"/>
               <w:rPr>
-                <w:rFonts w:hint="eastAsia"/>
                 <w:szCs w:val="21"/>
               </w:rPr>
             </w:pPr>
@@ -4501,7 +4417,6 @@
               <w:ind w:firstLineChars="200" w:firstLine="420"/>
               <w:jc w:val="center"/>
               <w:rPr>
-                <w:rFonts w:hint="eastAsia"/>
                 <w:szCs w:val="21"/>
               </w:rPr>
             </w:pPr>
@@ -4533,7 +4448,6 @@
               <w:ind w:firstLineChars="200" w:firstLine="420"/>
               <w:jc w:val="center"/>
               <w:rPr>
-                <w:rFonts w:hint="eastAsia"/>
                 <w:szCs w:val="21"/>
               </w:rPr>
             </w:pPr>
@@ -4560,7 +4474,6 @@
               <w:ind w:firstLineChars="200" w:firstLine="420"/>
               <w:jc w:val="center"/>
               <w:rPr>
-                <w:rFonts w:hint="eastAsia"/>
                 <w:szCs w:val="21"/>
               </w:rPr>
             </w:pPr>
@@ -4587,7 +4500,6 @@
               <w:ind w:firstLineChars="200" w:firstLine="420"/>
               <w:jc w:val="center"/>
               <w:rPr>
-                <w:rFonts w:hint="eastAsia"/>
                 <w:szCs w:val="21"/>
               </w:rPr>
             </w:pPr>
@@ -4614,7 +4526,6 @@
               <w:ind w:firstLineChars="200" w:firstLine="420"/>
               <w:jc w:val="center"/>
               <w:rPr>
-                <w:rFonts w:hint="eastAsia"/>
                 <w:szCs w:val="21"/>
               </w:rPr>
             </w:pPr>
@@ -4641,7 +4552,6 @@
               <w:ind w:firstLineChars="200" w:firstLine="420"/>
               <w:jc w:val="center"/>
               <w:rPr>
-                <w:rFonts w:hint="eastAsia"/>
                 <w:szCs w:val="21"/>
               </w:rPr>
             </w:pPr>
@@ -4668,7 +4578,6 @@
               <w:ind w:firstLineChars="200" w:firstLine="420"/>
               <w:jc w:val="center"/>
               <w:rPr>
-                <w:rFonts w:hint="eastAsia"/>
                 <w:szCs w:val="21"/>
               </w:rPr>
             </w:pPr>
@@ -4695,7 +4604,6 @@
               <w:ind w:firstLineChars="200" w:firstLine="420"/>
               <w:jc w:val="center"/>
               <w:rPr>
-                <w:rFonts w:hint="eastAsia"/>
                 <w:szCs w:val="21"/>
               </w:rPr>
             </w:pPr>
@@ -4727,7 +4635,6 @@
               <w:ind w:firstLineChars="200" w:firstLine="420"/>
               <w:jc w:val="center"/>
               <w:rPr>
-                <w:rFonts w:hint="eastAsia"/>
                 <w:szCs w:val="21"/>
               </w:rPr>
             </w:pPr>
@@ -4754,7 +4661,6 @@
               <w:ind w:firstLineChars="200" w:firstLine="420"/>
               <w:jc w:val="center"/>
               <w:rPr>
-                <w:rFonts w:hint="eastAsia"/>
                 <w:szCs w:val="21"/>
               </w:rPr>
             </w:pPr>
@@ -4781,7 +4687,6 @@
               <w:ind w:firstLineChars="200" w:firstLine="420"/>
               <w:jc w:val="center"/>
               <w:rPr>
-                <w:rFonts w:hint="eastAsia"/>
                 <w:szCs w:val="21"/>
               </w:rPr>
             </w:pPr>
@@ -4808,7 +4713,6 @@
               <w:ind w:firstLineChars="200" w:firstLine="420"/>
               <w:jc w:val="center"/>
               <w:rPr>
-                <w:rFonts w:hint="eastAsia"/>
                 <w:szCs w:val="21"/>
               </w:rPr>
             </w:pPr>
@@ -4835,7 +4739,6 @@
               <w:ind w:firstLineChars="200" w:firstLine="420"/>
               <w:jc w:val="center"/>
               <w:rPr>
-                <w:rFonts w:hint="eastAsia"/>
                 <w:szCs w:val="21"/>
               </w:rPr>
             </w:pPr>
@@ -4862,7 +4765,6 @@
               <w:ind w:firstLineChars="200" w:firstLine="420"/>
               <w:jc w:val="center"/>
               <w:rPr>
-                <w:rFonts w:hint="eastAsia"/>
                 <w:szCs w:val="21"/>
               </w:rPr>
             </w:pPr>
@@ -4889,7 +4791,6 @@
               <w:ind w:firstLineChars="200" w:firstLine="420"/>
               <w:jc w:val="center"/>
               <w:rPr>
-                <w:rFonts w:hint="eastAsia"/>
                 <w:szCs w:val="21"/>
               </w:rPr>
             </w:pPr>
@@ -4921,7 +4822,6 @@
               <w:ind w:firstLineChars="200" w:firstLine="420"/>
               <w:jc w:val="center"/>
               <w:rPr>
-                <w:rFonts w:hint="eastAsia"/>
                 <w:szCs w:val="21"/>
               </w:rPr>
             </w:pPr>
@@ -4948,7 +4848,6 @@
               <w:ind w:firstLineChars="200" w:firstLine="420"/>
               <w:jc w:val="center"/>
               <w:rPr>
-                <w:rFonts w:hint="eastAsia"/>
                 <w:szCs w:val="21"/>
               </w:rPr>
             </w:pPr>
@@ -4975,7 +4874,6 @@
               <w:ind w:firstLineChars="200" w:firstLine="420"/>
               <w:jc w:val="center"/>
               <w:rPr>
-                <w:rFonts w:hint="eastAsia"/>
                 <w:szCs w:val="21"/>
               </w:rPr>
             </w:pPr>
@@ -5002,7 +4900,6 @@
               <w:ind w:firstLineChars="200" w:firstLine="420"/>
               <w:jc w:val="center"/>
               <w:rPr>
-                <w:rFonts w:hint="eastAsia"/>
                 <w:szCs w:val="21"/>
               </w:rPr>
             </w:pPr>
@@ -5029,7 +4926,6 @@
               <w:ind w:firstLineChars="200" w:firstLine="420"/>
               <w:jc w:val="center"/>
               <w:rPr>
-                <w:rFonts w:hint="eastAsia"/>
                 <w:szCs w:val="21"/>
               </w:rPr>
             </w:pPr>
@@ -5056,7 +4952,6 @@
               <w:ind w:firstLineChars="200" w:firstLine="420"/>
               <w:jc w:val="center"/>
               <w:rPr>
-                <w:rFonts w:hint="eastAsia"/>
                 <w:szCs w:val="21"/>
               </w:rPr>
             </w:pPr>
@@ -5083,7 +4978,6 @@
               <w:ind w:firstLineChars="200" w:firstLine="420"/>
               <w:jc w:val="center"/>
               <w:rPr>
-                <w:rFonts w:hint="eastAsia"/>
                 <w:szCs w:val="21"/>
               </w:rPr>
             </w:pPr>
@@ -5115,7 +5009,6 @@
               <w:ind w:firstLineChars="200" w:firstLine="420"/>
               <w:jc w:val="center"/>
               <w:rPr>
-                <w:rFonts w:hint="eastAsia"/>
                 <w:szCs w:val="21"/>
               </w:rPr>
             </w:pPr>
@@ -5142,7 +5035,6 @@
               <w:ind w:firstLineChars="200" w:firstLine="420"/>
               <w:jc w:val="center"/>
               <w:rPr>
-                <w:rFonts w:hint="eastAsia"/>
                 <w:szCs w:val="21"/>
               </w:rPr>
             </w:pPr>
@@ -5169,7 +5061,6 @@
               <w:ind w:firstLineChars="200" w:firstLine="420"/>
               <w:jc w:val="center"/>
               <w:rPr>
-                <w:rFonts w:hint="eastAsia"/>
                 <w:szCs w:val="21"/>
               </w:rPr>
             </w:pPr>
@@ -5196,7 +5087,6 @@
               <w:ind w:firstLineChars="200" w:firstLine="420"/>
               <w:jc w:val="center"/>
               <w:rPr>
-                <w:rFonts w:hint="eastAsia"/>
                 <w:szCs w:val="21"/>
               </w:rPr>
             </w:pPr>
@@ -5223,7 +5113,6 @@
               <w:ind w:firstLineChars="200" w:firstLine="420"/>
               <w:jc w:val="center"/>
               <w:rPr>
-                <w:rFonts w:hint="eastAsia"/>
                 <w:szCs w:val="21"/>
               </w:rPr>
             </w:pPr>
@@ -5250,7 +5139,6 @@
               <w:ind w:firstLineChars="200" w:firstLine="420"/>
               <w:jc w:val="center"/>
               <w:rPr>
-                <w:rFonts w:hint="eastAsia"/>
                 <w:szCs w:val="21"/>
               </w:rPr>
             </w:pPr>
@@ -5277,7 +5165,6 @@
               <w:ind w:firstLineChars="200" w:firstLine="420"/>
               <w:jc w:val="center"/>
               <w:rPr>
-                <w:rFonts w:hint="eastAsia"/>
                 <w:szCs w:val="21"/>
               </w:rPr>
             </w:pPr>
@@ -5309,7 +5196,6 @@
               <w:ind w:firstLineChars="200" w:firstLine="420"/>
               <w:jc w:val="center"/>
               <w:rPr>
-                <w:rFonts w:hint="eastAsia"/>
                 <w:szCs w:val="21"/>
               </w:rPr>
             </w:pPr>
@@ -5336,7 +5222,6 @@
               <w:ind w:firstLineChars="200" w:firstLine="420"/>
               <w:jc w:val="center"/>
               <w:rPr>
-                <w:rFonts w:hint="eastAsia"/>
                 <w:szCs w:val="21"/>
               </w:rPr>
             </w:pPr>
@@ -5363,7 +5248,6 @@
               <w:ind w:firstLineChars="200" w:firstLine="420"/>
               <w:jc w:val="center"/>
               <w:rPr>
-                <w:rFonts w:hint="eastAsia"/>
                 <w:szCs w:val="21"/>
               </w:rPr>
             </w:pPr>
@@ -5390,7 +5274,6 @@
               <w:ind w:firstLineChars="200" w:firstLine="420"/>
               <w:jc w:val="center"/>
               <w:rPr>
-                <w:rFonts w:hint="eastAsia"/>
                 <w:szCs w:val="21"/>
               </w:rPr>
             </w:pPr>
@@ -5417,7 +5300,6 @@
               <w:ind w:firstLineChars="200" w:firstLine="420"/>
               <w:jc w:val="center"/>
               <w:rPr>
-                <w:rFonts w:hint="eastAsia"/>
                 <w:szCs w:val="21"/>
               </w:rPr>
             </w:pPr>
@@ -5444,7 +5326,6 @@
               <w:ind w:firstLineChars="200" w:firstLine="420"/>
               <w:jc w:val="center"/>
               <w:rPr>
-                <w:rFonts w:hint="eastAsia"/>
                 <w:szCs w:val="21"/>
               </w:rPr>
             </w:pPr>
@@ -5471,7 +5352,6 @@
               <w:ind w:firstLineChars="200" w:firstLine="420"/>
               <w:jc w:val="center"/>
               <w:rPr>
-                <w:rFonts w:hint="eastAsia"/>
                 <w:szCs w:val="21"/>
               </w:rPr>
             </w:pPr>
@@ -5503,7 +5383,6 @@
               <w:ind w:firstLineChars="200" w:firstLine="420"/>
               <w:jc w:val="center"/>
               <w:rPr>
-                <w:rFonts w:hint="eastAsia"/>
                 <w:szCs w:val="21"/>
               </w:rPr>
             </w:pPr>
@@ -5530,7 +5409,6 @@
               <w:ind w:firstLineChars="200" w:firstLine="420"/>
               <w:jc w:val="center"/>
               <w:rPr>
-                <w:rFonts w:hint="eastAsia"/>
                 <w:szCs w:val="21"/>
               </w:rPr>
             </w:pPr>
@@ -5557,7 +5435,6 @@
               <w:ind w:firstLineChars="200" w:firstLine="420"/>
               <w:jc w:val="center"/>
               <w:rPr>
-                <w:rFonts w:hint="eastAsia"/>
                 <w:szCs w:val="21"/>
               </w:rPr>
             </w:pPr>
@@ -5584,7 +5461,6 @@
               <w:ind w:firstLineChars="200" w:firstLine="420"/>
               <w:jc w:val="center"/>
               <w:rPr>
-                <w:rFonts w:hint="eastAsia"/>
                 <w:szCs w:val="21"/>
               </w:rPr>
             </w:pPr>
@@ -5611,7 +5487,6 @@
               <w:ind w:firstLineChars="200" w:firstLine="420"/>
               <w:jc w:val="center"/>
               <w:rPr>
-                <w:rFonts w:hint="eastAsia"/>
                 <w:szCs w:val="21"/>
               </w:rPr>
             </w:pPr>
@@ -5638,7 +5513,6 @@
               <w:ind w:firstLineChars="200" w:firstLine="420"/>
               <w:jc w:val="center"/>
               <w:rPr>
-                <w:rFonts w:hint="eastAsia"/>
                 <w:szCs w:val="21"/>
               </w:rPr>
             </w:pPr>
@@ -5665,7 +5539,6 @@
               <w:ind w:firstLineChars="200" w:firstLine="420"/>
               <w:jc w:val="center"/>
               <w:rPr>
-                <w:rFonts w:hint="eastAsia"/>
                 <w:szCs w:val="21"/>
               </w:rPr>
             </w:pPr>
@@ -5697,7 +5570,6 @@
               <w:ind w:firstLineChars="200" w:firstLine="420"/>
               <w:jc w:val="center"/>
               <w:rPr>
-                <w:rFonts w:hint="eastAsia"/>
                 <w:szCs w:val="21"/>
               </w:rPr>
             </w:pPr>
@@ -5724,7 +5596,6 @@
               <w:ind w:firstLineChars="200" w:firstLine="420"/>
               <w:jc w:val="center"/>
               <w:rPr>
-                <w:rFonts w:hint="eastAsia"/>
                 <w:szCs w:val="21"/>
               </w:rPr>
             </w:pPr>
@@ -5751,7 +5622,6 @@
               <w:ind w:firstLineChars="200" w:firstLine="420"/>
               <w:jc w:val="center"/>
               <w:rPr>
-                <w:rFonts w:hint="eastAsia"/>
                 <w:szCs w:val="21"/>
               </w:rPr>
             </w:pPr>
@@ -5778,7 +5648,6 @@
               <w:ind w:firstLineChars="200" w:firstLine="420"/>
               <w:jc w:val="center"/>
               <w:rPr>
-                <w:rFonts w:hint="eastAsia"/>
                 <w:szCs w:val="21"/>
               </w:rPr>
             </w:pPr>
@@ -5805,7 +5674,6 @@
               <w:ind w:firstLineChars="200" w:firstLine="420"/>
               <w:jc w:val="center"/>
               <w:rPr>
-                <w:rFonts w:hint="eastAsia"/>
                 <w:szCs w:val="21"/>
               </w:rPr>
             </w:pPr>
@@ -5832,7 +5700,6 @@
               <w:ind w:firstLineChars="200" w:firstLine="420"/>
               <w:jc w:val="center"/>
               <w:rPr>
-                <w:rFonts w:hint="eastAsia"/>
                 <w:szCs w:val="21"/>
               </w:rPr>
             </w:pPr>
@@ -5859,7 +5726,6 @@
               <w:ind w:firstLineChars="200" w:firstLine="420"/>
               <w:jc w:val="center"/>
               <w:rPr>
-                <w:rFonts w:hint="eastAsia"/>
                 <w:szCs w:val="21"/>
               </w:rPr>
             </w:pPr>
@@ -5891,7 +5757,6 @@
               <w:ind w:firstLineChars="200" w:firstLine="420"/>
               <w:jc w:val="center"/>
               <w:rPr>
-                <w:rFonts w:hint="eastAsia"/>
                 <w:szCs w:val="21"/>
               </w:rPr>
             </w:pPr>
@@ -5918,7 +5783,6 @@
               <w:ind w:firstLineChars="200" w:firstLine="420"/>
               <w:jc w:val="center"/>
               <w:rPr>
-                <w:rFonts w:hint="eastAsia"/>
                 <w:szCs w:val="21"/>
               </w:rPr>
             </w:pPr>
@@ -5945,7 +5809,6 @@
               <w:ind w:firstLineChars="200" w:firstLine="420"/>
               <w:jc w:val="center"/>
               <w:rPr>
-                <w:rFonts w:hint="eastAsia"/>
                 <w:szCs w:val="21"/>
               </w:rPr>
             </w:pPr>
@@ -5972,7 +5835,6 @@
               <w:ind w:firstLineChars="200" w:firstLine="420"/>
               <w:jc w:val="center"/>
               <w:rPr>
-                <w:rFonts w:hint="eastAsia"/>
                 <w:szCs w:val="21"/>
               </w:rPr>
             </w:pPr>
@@ -5999,7 +5861,6 @@
               <w:ind w:firstLineChars="200" w:firstLine="420"/>
               <w:jc w:val="center"/>
               <w:rPr>
-                <w:rFonts w:hint="eastAsia"/>
                 <w:szCs w:val="21"/>
               </w:rPr>
             </w:pPr>
@@ -6026,7 +5887,6 @@
               <w:ind w:firstLineChars="200" w:firstLine="420"/>
               <w:jc w:val="center"/>
               <w:rPr>
-                <w:rFonts w:hint="eastAsia"/>
                 <w:szCs w:val="21"/>
               </w:rPr>
             </w:pPr>
@@ -6053,7 +5913,6 @@
               <w:ind w:firstLineChars="200" w:firstLine="420"/>
               <w:jc w:val="center"/>
               <w:rPr>
-                <w:rFonts w:hint="eastAsia"/>
                 <w:szCs w:val="21"/>
               </w:rPr>
             </w:pPr>
@@ -6085,7 +5944,6 @@
               <w:ind w:firstLineChars="200" w:firstLine="420"/>
               <w:jc w:val="center"/>
               <w:rPr>
-                <w:rFonts w:hint="eastAsia"/>
                 <w:szCs w:val="21"/>
               </w:rPr>
             </w:pPr>
@@ -6112,7 +5970,6 @@
               <w:ind w:firstLineChars="200" w:firstLine="420"/>
               <w:jc w:val="center"/>
               <w:rPr>
-                <w:rFonts w:hint="eastAsia"/>
                 <w:szCs w:val="21"/>
               </w:rPr>
             </w:pPr>
@@ -6139,7 +5996,6 @@
               <w:ind w:firstLineChars="200" w:firstLine="420"/>
               <w:jc w:val="center"/>
               <w:rPr>
-                <w:rFonts w:hint="eastAsia"/>
                 <w:szCs w:val="21"/>
               </w:rPr>
             </w:pPr>
@@ -6166,7 +6022,6 @@
               <w:ind w:firstLineChars="200" w:firstLine="420"/>
               <w:jc w:val="center"/>
               <w:rPr>
-                <w:rFonts w:hint="eastAsia"/>
                 <w:szCs w:val="21"/>
               </w:rPr>
             </w:pPr>
@@ -6193,7 +6048,6 @@
               <w:ind w:firstLineChars="200" w:firstLine="420"/>
               <w:jc w:val="center"/>
               <w:rPr>
-                <w:rFonts w:hint="eastAsia"/>
                 <w:szCs w:val="21"/>
               </w:rPr>
             </w:pPr>
@@ -6220,7 +6074,6 @@
               <w:ind w:firstLineChars="200" w:firstLine="420"/>
               <w:jc w:val="center"/>
               <w:rPr>
-                <w:rFonts w:hint="eastAsia"/>
                 <w:szCs w:val="21"/>
               </w:rPr>
             </w:pPr>
@@ -6247,7 +6100,6 @@
               <w:ind w:firstLineChars="200" w:firstLine="420"/>
               <w:jc w:val="center"/>
               <w:rPr>
-                <w:rFonts w:hint="eastAsia"/>
                 <w:szCs w:val="21"/>
               </w:rPr>
             </w:pPr>
@@ -6388,23 +6240,7 @@
           <w:rFonts w:hint="eastAsia"/>
           <w:szCs w:val="21"/>
         </w:rPr>
-        <w:t>、</w:t>
-      </w:r>
-      <w:proofErr w:type="gramStart"/>
-      <w:r>
-        <w:rPr>
-          <w:rFonts w:hint="eastAsia"/>
-          <w:szCs w:val="21"/>
-        </w:rPr>
-        <w:t>机械传动链应如何</w:t>
-      </w:r>
-      <w:proofErr w:type="gramEnd"/>
-      <w:r>
-        <w:rPr>
-          <w:rFonts w:hint="eastAsia"/>
-          <w:szCs w:val="21"/>
-        </w:rPr>
-        <w:t>设计布置？</w:t>
+        <w:t>、机械传动链应如何设计布置？</w:t>
       </w:r>
     </w:p>
     <w:p>
@@ -6421,14 +6257,31 @@
         <w:rPr>
           <w:szCs w:val="21"/>
         </w:rPr>
-        <w:t>2</w:t>
-      </w:r>
-      <w:r>
-        <w:rPr>
-          <w:rFonts w:hint="eastAsia"/>
-          <w:szCs w:val="21"/>
-        </w:rPr>
-        <w:t>、本实验系统是几级传动，采用了哪些机械类型的机械传动？</w:t>
+        <w:t>机械传动链的布置通常遵循</w:t>
+      </w:r>
+      <w:r>
+        <w:rPr>
+          <w:szCs w:val="21"/>
+        </w:rPr>
+        <w:t>“</w:t>
+      </w:r>
+      <w:r>
+        <w:rPr>
+          <w:szCs w:val="21"/>
+        </w:rPr>
+        <w:t>先高速后低速、先柔性后刚性</w:t>
+      </w:r>
+      <w:r>
+        <w:rPr>
+          <w:szCs w:val="21"/>
+        </w:rPr>
+        <w:t>”</w:t>
+      </w:r>
+      <w:r>
+        <w:rPr>
+          <w:szCs w:val="21"/>
+        </w:rPr>
+        <w:t>的原则</w:t>
       </w:r>
     </w:p>
     <w:p>
@@ -6445,14 +6298,25 @@
         <w:rPr>
           <w:szCs w:val="21"/>
         </w:rPr>
-        <w:t>3</w:t>
-      </w:r>
-      <w:r>
-        <w:rPr>
-          <w:rFonts w:hint="eastAsia"/>
-          <w:szCs w:val="21"/>
-        </w:rPr>
-        <w:t>、影响机械传动效率的因素有哪些？可以采用哪些措施来提高机械传动的效率？</w:t>
+        <w:t>带传动</w:t>
+      </w:r>
+      <w:r>
+        <w:rPr>
+          <w:szCs w:val="21"/>
+        </w:rPr>
+        <w:t>通常布置在高速级（电机输出端）。因为带传动具有缓冲吸振、运行平稳、噪声小的特点，且过载时能打滑以保护电机，但不适合承受低速时的巨大扭矩</w:t>
+      </w:r>
+      <w:r>
+        <w:rPr>
+          <w:szCs w:val="21"/>
+        </w:rPr>
+        <w:t xml:space="preserve"> </w:t>
+      </w:r>
+      <w:r>
+        <w:rPr>
+          <w:szCs w:val="21"/>
+        </w:rPr>
+        <w:t>（参考实验台类型配置）。</w:t>
       </w:r>
     </w:p>
     <w:p>
@@ -6460,7 +6324,441 @@
         <w:adjustRightInd w:val="0"/>
         <w:snapToGrid w:val="0"/>
         <w:spacing w:line="360" w:lineRule="auto"/>
-      </w:pPr>
+        <w:ind w:firstLineChars="200" w:firstLine="420"/>
+        <w:rPr>
+          <w:szCs w:val="21"/>
+        </w:rPr>
+      </w:pPr>
+      <w:r>
+        <w:rPr>
+          <w:szCs w:val="21"/>
+        </w:rPr>
+        <w:t>链传动通常布置在低速级。因为链传动工作时有多边形效应，会引起瞬时速度波动和冲击，高速运行噪声大，但它承载能力强，适合低速重载环境。</w:t>
+      </w:r>
+    </w:p>
+    <w:p>
+      <w:pPr>
+        <w:adjustRightInd w:val="0"/>
+        <w:snapToGrid w:val="0"/>
+        <w:spacing w:line="360" w:lineRule="auto"/>
+        <w:ind w:firstLineChars="200" w:firstLine="420"/>
+        <w:rPr>
+          <w:szCs w:val="21"/>
+        </w:rPr>
+      </w:pPr>
+      <w:r>
+        <w:rPr>
+          <w:szCs w:val="21"/>
+        </w:rPr>
+        <w:t>齿轮传动若与带或链组合，一般布置在中间级或低速级。</w:t>
+      </w:r>
+    </w:p>
+    <w:p>
+      <w:pPr>
+        <w:adjustRightInd w:val="0"/>
+        <w:snapToGrid w:val="0"/>
+        <w:spacing w:line="360" w:lineRule="auto"/>
+        <w:ind w:firstLineChars="200" w:firstLine="420"/>
+        <w:rPr>
+          <w:szCs w:val="21"/>
+        </w:rPr>
+      </w:pPr>
+      <w:r>
+        <w:rPr>
+          <w:szCs w:val="21"/>
+        </w:rPr>
+        <w:t>蜗杆传动</w:t>
+      </w:r>
+      <w:r>
+        <w:rPr>
+          <w:szCs w:val="21"/>
+        </w:rPr>
+        <w:t>通常用于需要大减速比的场合，视具体设计可作为独立传动单元。</w:t>
+      </w:r>
+      <w:r>
+        <w:rPr>
+          <w:szCs w:val="21"/>
+        </w:rPr>
+        <w:t xml:space="preserve"> </w:t>
+      </w:r>
+      <w:r>
+        <w:rPr>
+          <w:szCs w:val="21"/>
+        </w:rPr>
+        <w:t>总体布局应使各级传动机构尺寸协调，且有利于提高传动系统的整体效率和寿命。</w:t>
+      </w:r>
+    </w:p>
+    <w:p>
+      <w:pPr>
+        <w:adjustRightInd w:val="0"/>
+        <w:snapToGrid w:val="0"/>
+        <w:spacing w:line="360" w:lineRule="auto"/>
+        <w:ind w:firstLineChars="200" w:firstLine="420"/>
+        <w:rPr>
+          <w:szCs w:val="21"/>
+        </w:rPr>
+      </w:pPr>
+      <w:r>
+        <w:rPr>
+          <w:szCs w:val="21"/>
+        </w:rPr>
+        <w:t>2</w:t>
+      </w:r>
+      <w:r>
+        <w:rPr>
+          <w:rFonts w:hint="eastAsia"/>
+          <w:szCs w:val="21"/>
+        </w:rPr>
+        <w:t>、本实验系统是几级传动，采用了哪些机械类型的机械传动？</w:t>
+      </w:r>
+    </w:p>
+    <w:p>
+      <w:pPr>
+        <w:adjustRightInd w:val="0"/>
+        <w:snapToGrid w:val="0"/>
+        <w:spacing w:line="360" w:lineRule="auto"/>
+        <w:ind w:firstLineChars="200" w:firstLine="420"/>
+        <w:rPr>
+          <w:szCs w:val="21"/>
+        </w:rPr>
+      </w:pPr>
+      <w:r>
+        <w:rPr>
+          <w:szCs w:val="21"/>
+        </w:rPr>
+        <w:t>本实验系统是</w:t>
+      </w:r>
+      <w:r>
+        <w:rPr>
+          <w:szCs w:val="21"/>
+        </w:rPr>
+        <w:t>一级传动</w:t>
+      </w:r>
+      <w:r>
+        <w:rPr>
+          <w:szCs w:val="21"/>
+        </w:rPr>
+        <w:t>。</w:t>
+      </w:r>
+      <w:r>
+        <w:rPr>
+          <w:szCs w:val="21"/>
+        </w:rPr>
+        <w:t xml:space="preserve"> </w:t>
+      </w:r>
+      <w:r>
+        <w:rPr>
+          <w:szCs w:val="21"/>
+        </w:rPr>
+        <w:t>采用了</w:t>
+      </w:r>
+      <w:r>
+        <w:rPr>
+          <w:szCs w:val="21"/>
+        </w:rPr>
+        <w:t>蜗杆传动</w:t>
+      </w:r>
+      <w:r>
+        <w:rPr>
+          <w:rFonts w:hint="eastAsia"/>
+          <w:szCs w:val="21"/>
+        </w:rPr>
+        <w:t>。</w:t>
+      </w:r>
+    </w:p>
+    <w:p>
+      <w:pPr>
+        <w:adjustRightInd w:val="0"/>
+        <w:snapToGrid w:val="0"/>
+        <w:spacing w:line="360" w:lineRule="auto"/>
+        <w:ind w:firstLineChars="200" w:firstLine="420"/>
+        <w:rPr>
+          <w:szCs w:val="21"/>
+        </w:rPr>
+      </w:pPr>
+      <w:r>
+        <w:rPr>
+          <w:szCs w:val="21"/>
+        </w:rPr>
+        <w:t>3</w:t>
+      </w:r>
+      <w:r>
+        <w:rPr>
+          <w:rFonts w:hint="eastAsia"/>
+          <w:szCs w:val="21"/>
+        </w:rPr>
+        <w:t>、影响机械传动效率的因素有哪些？可以采用哪些措施来提高机械传动的效率？</w:t>
+      </w:r>
+    </w:p>
+    <w:p>
+      <w:pPr>
+        <w:adjustRightInd w:val="0"/>
+        <w:snapToGrid w:val="0"/>
+        <w:spacing w:line="360" w:lineRule="auto"/>
+        <w:ind w:firstLineChars="200" w:firstLine="420"/>
+        <w:rPr>
+          <w:szCs w:val="21"/>
+        </w:rPr>
+      </w:pPr>
+      <w:r>
+        <w:rPr>
+          <w:rFonts w:hint="eastAsia"/>
+          <w:szCs w:val="21"/>
+        </w:rPr>
+        <w:t>因素</w:t>
+      </w:r>
+      <w:r>
+        <w:rPr>
+          <w:rFonts w:hint="eastAsia"/>
+          <w:szCs w:val="21"/>
+        </w:rPr>
+        <w:t>：</w:t>
+      </w:r>
+    </w:p>
+    <w:p>
+      <w:pPr>
+        <w:adjustRightInd w:val="0"/>
+        <w:snapToGrid w:val="0"/>
+        <w:spacing w:line="360" w:lineRule="auto"/>
+        <w:ind w:left="420" w:firstLineChars="200" w:firstLine="420"/>
+        <w:rPr>
+          <w:szCs w:val="21"/>
+        </w:rPr>
+      </w:pPr>
+      <w:r>
+        <w:rPr>
+          <w:rFonts w:hint="eastAsia"/>
+          <w:szCs w:val="21"/>
+        </w:rPr>
+        <w:t xml:space="preserve">1. </w:t>
+      </w:r>
+      <w:r>
+        <w:rPr>
+          <w:szCs w:val="21"/>
+        </w:rPr>
+        <w:t>负载大小</w:t>
+      </w:r>
+      <w:r>
+        <w:rPr>
+          <w:szCs w:val="21"/>
+        </w:rPr>
+        <w:t>：从本次实验的效率曲线图</w:t>
+      </w:r>
+      <w:r>
+        <w:rPr>
+          <w:szCs w:val="21"/>
+        </w:rPr>
+        <w:t xml:space="preserve"> </w:t>
+      </w:r>
+      <w:r>
+        <w:rPr>
+          <w:szCs w:val="21"/>
+        </w:rPr>
+        <w:t>可以看出，效率随输入扭矩的变化而变化。在低负载（低扭矩）区域，空载损耗（如搅油损耗、摩擦损耗）占比大，导致效率极低；随着负载增加，效率逐渐上升并趋于稳定。</w:t>
+      </w:r>
+    </w:p>
+    <w:p>
+      <w:pPr>
+        <w:adjustRightInd w:val="0"/>
+        <w:snapToGrid w:val="0"/>
+        <w:spacing w:line="360" w:lineRule="auto"/>
+        <w:ind w:left="420" w:firstLineChars="200" w:firstLine="420"/>
+        <w:rPr>
+          <w:szCs w:val="21"/>
+        </w:rPr>
+      </w:pPr>
+      <w:r>
+        <w:rPr>
+          <w:rFonts w:hint="eastAsia"/>
+          <w:szCs w:val="21"/>
+        </w:rPr>
+        <w:lastRenderedPageBreak/>
+        <w:t xml:space="preserve">2. </w:t>
+      </w:r>
+      <w:r>
+        <w:rPr>
+          <w:szCs w:val="21"/>
+        </w:rPr>
+        <w:t>摩擦损耗</w:t>
+      </w:r>
+      <w:r>
+        <w:rPr>
+          <w:szCs w:val="21"/>
+        </w:rPr>
+        <w:t>：包括运动副中的滑动摩擦和滚动摩擦（如轴承摩擦、密封圈与轴的摩擦、轮齿啮合摩擦）。</w:t>
+      </w:r>
+    </w:p>
+    <w:p>
+      <w:pPr>
+        <w:adjustRightInd w:val="0"/>
+        <w:snapToGrid w:val="0"/>
+        <w:spacing w:line="360" w:lineRule="auto"/>
+        <w:ind w:left="420" w:firstLineChars="200" w:firstLine="420"/>
+        <w:rPr>
+          <w:szCs w:val="21"/>
+        </w:rPr>
+      </w:pPr>
+      <w:r>
+        <w:rPr>
+          <w:rFonts w:hint="eastAsia"/>
+          <w:szCs w:val="21"/>
+        </w:rPr>
+        <w:t xml:space="preserve">3. </w:t>
+      </w:r>
+      <w:r>
+        <w:rPr>
+          <w:szCs w:val="21"/>
+        </w:rPr>
+        <w:t>润滑状况</w:t>
+      </w:r>
+      <w:r>
+        <w:rPr>
+          <w:szCs w:val="21"/>
+        </w:rPr>
+        <w:t>：润滑油的粘度、油量及润滑方式直接影响摩擦系数。</w:t>
+      </w:r>
+    </w:p>
+    <w:p>
+      <w:pPr>
+        <w:adjustRightInd w:val="0"/>
+        <w:snapToGrid w:val="0"/>
+        <w:spacing w:line="360" w:lineRule="auto"/>
+        <w:ind w:left="420" w:firstLineChars="200" w:firstLine="420"/>
+        <w:rPr>
+          <w:szCs w:val="21"/>
+        </w:rPr>
+      </w:pPr>
+      <w:r>
+        <w:rPr>
+          <w:rFonts w:hint="eastAsia"/>
+          <w:szCs w:val="21"/>
+        </w:rPr>
+        <w:t xml:space="preserve">4. </w:t>
+      </w:r>
+      <w:r>
+        <w:rPr>
+          <w:szCs w:val="21"/>
+        </w:rPr>
+        <w:t>制造与安装精度</w:t>
+      </w:r>
+      <w:r>
+        <w:rPr>
+          <w:szCs w:val="21"/>
+        </w:rPr>
+        <w:t>：零部件的加工误差或安装时的对中误差（同轴度）会增加额外的摩擦阻力。</w:t>
+      </w:r>
+    </w:p>
+    <w:p>
+      <w:pPr>
+        <w:adjustRightInd w:val="0"/>
+        <w:snapToGrid w:val="0"/>
+        <w:spacing w:line="360" w:lineRule="auto"/>
+        <w:rPr>
+          <w:szCs w:val="21"/>
+        </w:rPr>
+      </w:pPr>
+      <w:r>
+        <w:rPr>
+          <w:rFonts w:hint="eastAsia"/>
+          <w:szCs w:val="21"/>
+        </w:rPr>
+        <w:t>措施</w:t>
+      </w:r>
+      <w:r>
+        <w:rPr>
+          <w:rFonts w:hint="eastAsia"/>
+          <w:szCs w:val="21"/>
+        </w:rPr>
+        <w:t>：</w:t>
+      </w:r>
+    </w:p>
+    <w:p>
+      <w:pPr>
+        <w:pStyle w:val="af4"/>
+        <w:numPr>
+          <w:ilvl w:val="0"/>
+          <w:numId w:val="26"/>
+        </w:numPr>
+        <w:adjustRightInd w:val="0"/>
+        <w:snapToGrid w:val="0"/>
+        <w:spacing w:line="360" w:lineRule="auto"/>
+        <w:ind w:firstLineChars="0"/>
+        <w:rPr>
+          <w:szCs w:val="21"/>
+        </w:rPr>
+      </w:pPr>
+      <w:r>
+        <w:rPr>
+          <w:szCs w:val="21"/>
+        </w:rPr>
+        <w:t>合理选择润滑剂</w:t>
+      </w:r>
+    </w:p>
+    <w:p>
+      <w:pPr>
+        <w:pStyle w:val="af4"/>
+        <w:numPr>
+          <w:ilvl w:val="0"/>
+          <w:numId w:val="26"/>
+        </w:numPr>
+        <w:adjustRightInd w:val="0"/>
+        <w:snapToGrid w:val="0"/>
+        <w:spacing w:line="360" w:lineRule="auto"/>
+        <w:ind w:firstLineChars="0"/>
+        <w:rPr>
+          <w:szCs w:val="21"/>
+        </w:rPr>
+      </w:pPr>
+      <w:r>
+        <w:rPr>
+          <w:szCs w:val="21"/>
+        </w:rPr>
+        <w:t>提高加工与装配精度</w:t>
+      </w:r>
+    </w:p>
+    <w:p>
+      <w:pPr>
+        <w:pStyle w:val="af4"/>
+        <w:numPr>
+          <w:ilvl w:val="0"/>
+          <w:numId w:val="26"/>
+        </w:numPr>
+        <w:adjustRightInd w:val="0"/>
+        <w:snapToGrid w:val="0"/>
+        <w:spacing w:line="360" w:lineRule="auto"/>
+        <w:ind w:firstLineChars="0"/>
+        <w:rPr>
+          <w:szCs w:val="21"/>
+        </w:rPr>
+      </w:pPr>
+      <w:r>
+        <w:rPr>
+          <w:szCs w:val="21"/>
+        </w:rPr>
+        <w:t>避免轻载运行</w:t>
+      </w:r>
+    </w:p>
+    <w:p>
+      <w:pPr>
+        <w:pStyle w:val="af4"/>
+        <w:numPr>
+          <w:ilvl w:val="0"/>
+          <w:numId w:val="26"/>
+        </w:numPr>
+        <w:adjustRightInd w:val="0"/>
+        <w:snapToGrid w:val="0"/>
+        <w:spacing w:line="360" w:lineRule="auto"/>
+        <w:ind w:firstLineChars="0"/>
+        <w:rPr>
+          <w:szCs w:val="21"/>
+        </w:rPr>
+      </w:pPr>
+      <w:r>
+        <w:rPr>
+          <w:szCs w:val="21"/>
+        </w:rPr>
+        <w:t>及时清洗或更换磨损严重的零部件（如轴承），保持良好的运行状态。</w:t>
+      </w:r>
     </w:p>
     <w:p>
       <w:pPr>
@@ -6788,23 +7086,7 @@
           <w:rFonts w:ascii="宋体" w:hAnsi="宋体"/>
           <w:szCs w:val="21"/>
         </w:rPr>
-        <w:t>传动件通常采用</w:t>
-      </w:r>
-      <w:proofErr w:type="gramStart"/>
-      <w:r>
-        <w:rPr>
-          <w:rFonts w:ascii="宋体" w:hAnsi="宋体"/>
-          <w:szCs w:val="21"/>
-        </w:rPr>
-        <w:t>浸</w:t>
-      </w:r>
-      <w:proofErr w:type="gramEnd"/>
-      <w:r>
-        <w:rPr>
-          <w:rFonts w:ascii="宋体" w:hAnsi="宋体"/>
-          <w:szCs w:val="21"/>
-        </w:rPr>
-        <w:t>油润滑，轴承可采用飞溅或刮油润滑，并需配置相应的密封装置以防漏油和防尘。</w:t>
+        <w:t>传动件通常采用浸油润滑，轴承可采用飞溅或刮油润滑，并需配置相应的密封装置以防漏油和防尘。</w:t>
       </w:r>
     </w:p>
     <w:p>
@@ -7229,6 +7511,78 @@
       </w:pPr>
       <w:r>
         <w:rPr>
+          <w:noProof/>
+        </w:rPr>
+        <w:drawing>
+          <wp:anchor distT="0" distB="0" distL="114300" distR="114300" simplePos="0" relativeHeight="251665408" behindDoc="0" locked="0" layoutInCell="1" allowOverlap="1" wp14:anchorId="685B5525" wp14:editId="33FEE888">
+            <wp:simplePos x="0" y="0"/>
+            <wp:positionH relativeFrom="margin">
+              <wp:align>right</wp:align>
+            </wp:positionH>
+            <wp:positionV relativeFrom="paragraph">
+              <wp:posOffset>296545</wp:posOffset>
+            </wp:positionV>
+            <wp:extent cx="5278120" cy="3877310"/>
+            <wp:effectExtent l="0" t="0" r="0" b="8890"/>
+            <wp:wrapSquare wrapText="bothSides"/>
+            <wp:docPr id="1428281189" name="图片 2"/>
+            <wp:cNvGraphicFramePr>
+              <a:graphicFrameLocks xmlns:a="http://schemas.openxmlformats.org/drawingml/2006/main" noChangeAspect="1"/>
+            </wp:cNvGraphicFramePr>
+            <a:graphic xmlns:a="http://schemas.openxmlformats.org/drawingml/2006/main">
+              <a:graphicData uri="http://schemas.openxmlformats.org/drawingml/2006/picture">
+                <pic:pic xmlns:pic="http://schemas.openxmlformats.org/drawingml/2006/picture">
+                  <pic:nvPicPr>
+                    <pic:cNvPr id="0" name="Picture 39"/>
+                    <pic:cNvPicPr>
+                      <a:picLocks noChangeAspect="1" noChangeArrowheads="1"/>
+                    </pic:cNvPicPr>
+                  </pic:nvPicPr>
+                  <pic:blipFill rotWithShape="1">
+                    <a:blip r:embed="rId28">
+                      <a:extLst>
+                        <a:ext uri="{28A0092B-C50C-407E-A947-70E740481C1C}">
+                          <a14:useLocalDpi xmlns:a14="http://schemas.microsoft.com/office/drawing/2010/main" val="0"/>
+                        </a:ext>
+                      </a:extLst>
+                    </a:blip>
+                    <a:srcRect t="10106" b="16426"/>
+                    <a:stretch>
+                      <a:fillRect/>
+                    </a:stretch>
+                  </pic:blipFill>
+                  <pic:spPr bwMode="auto">
+                    <a:xfrm>
+                      <a:off x="0" y="0"/>
+                      <a:ext cx="5278120" cy="3877310"/>
+                    </a:xfrm>
+                    <a:prstGeom prst="rect">
+                      <a:avLst/>
+                    </a:prstGeom>
+                    <a:noFill/>
+                    <a:ln>
+                      <a:noFill/>
+                    </a:ln>
+                    <a:extLst>
+                      <a:ext uri="{53640926-AAD7-44D8-BBD7-CCE9431645EC}">
+                        <a14:shadowObscured xmlns:a14="http://schemas.microsoft.com/office/drawing/2010/main"/>
+                      </a:ext>
+                    </a:extLst>
+                  </pic:spPr>
+                </pic:pic>
+              </a:graphicData>
+            </a:graphic>
+            <wp14:sizeRelH relativeFrom="page">
+              <wp14:pctWidth>0</wp14:pctWidth>
+            </wp14:sizeRelH>
+            <wp14:sizeRelV relativeFrom="page">
+              <wp14:pctHeight>0</wp14:pctHeight>
+            </wp14:sizeRelV>
+          </wp:anchor>
+        </w:drawing>
+      </w:r>
+      <w:r>
+        <w:rPr>
           <w:rFonts w:hint="eastAsia"/>
         </w:rPr>
         <w:t>画出你所装拆的减速箱的机构运动简图，并标出输入、输出轴的转向。</w:t>
@@ -7248,21 +7602,7 @@
         <w:rPr>
           <w:rFonts w:hint="eastAsia"/>
         </w:rPr>
-        <w:t>分析减速器的润滑方式及</w:t>
-      </w:r>
-      <w:proofErr w:type="gramStart"/>
-      <w:r>
-        <w:rPr>
-          <w:rFonts w:hint="eastAsia"/>
-        </w:rPr>
-        <w:t>轴承室</w:t>
-      </w:r>
-      <w:proofErr w:type="gramEnd"/>
-      <w:r>
-        <w:rPr>
-          <w:rFonts w:hint="eastAsia"/>
-        </w:rPr>
-        <w:t>的密封形式，试述其是否合理。</w:t>
+        <w:t>分析减速器的润滑方式及轴承室的密封形式，试述其是否合理。</w:t>
       </w:r>
     </w:p>
     <w:p>
@@ -7279,31 +7619,19 @@
         <w:rPr>
           <w:rFonts w:hint="eastAsia"/>
         </w:rPr>
-        <w:t>齿轮</w:t>
-      </w:r>
-      <w:r>
-        <w:t>润滑方式</w:t>
+        <w:t>润滑方式：</w:t>
       </w:r>
       <w:r>
         <w:rPr>
           <w:rFonts w:hint="eastAsia"/>
         </w:rPr>
-        <w:t>为</w:t>
-      </w:r>
-      <w:r>
-        <w:t>浸油润滑</w:t>
+        <w:t xml:space="preserve"> </w:t>
       </w:r>
       <w:r>
         <w:rPr>
           <w:rFonts w:hint="eastAsia"/>
         </w:rPr>
-        <w:t>。</w:t>
-      </w:r>
-      <w:r>
-        <w:t>箱体中注有润滑油，大齿轮的轮齿浸入油池中。齿轮转动时将润滑油带到啮合面进行润滑，同时也起到冷却散热的作用。</w:t>
-      </w:r>
-      <w:r>
-        <w:t>对于中、低速闭式齿轮传动，这种方式结构简单，供油可靠，散热效果好，因此是合理的。</w:t>
+        <w:t>本减速器齿轮采用浸油润滑。在这种方式下，润滑油被储存在箱体底部形成油池，大齿轮的轮齿浸入油中，当齿轮旋转时将润滑油带到啮合面，同时飞溅的油雾为轴承和其他运动部件提供润滑。</w:t>
       </w:r>
     </w:p>
     <w:p>
@@ -7317,45 +7645,13 @@
         <w:ind w:left="360"/>
       </w:pPr>
       <w:r>
-        <w:rPr>
-          <w:rFonts w:hint="eastAsia"/>
-        </w:rPr>
-        <w:t>轴承</w:t>
-      </w:r>
-      <w:r>
-        <w:t>润滑</w:t>
-      </w:r>
-      <w:r>
-        <w:rPr>
-          <w:rFonts w:hint="eastAsia"/>
-        </w:rPr>
-        <w:t>方式为</w:t>
-      </w:r>
-      <w:r>
-        <w:t>飞溅润滑</w:t>
-      </w:r>
-      <w:r>
-        <w:rPr>
-          <w:rFonts w:hint="eastAsia"/>
-        </w:rPr>
-        <w:t>。</w:t>
-      </w:r>
-      <w:r>
-        <w:t>利用齿轮飞溅</w:t>
-      </w:r>
-      <w:proofErr w:type="gramStart"/>
-      <w:r>
-        <w:t>的油雾或</w:t>
-      </w:r>
-      <w:proofErr w:type="gramEnd"/>
-      <w:r>
-        <w:t>油液进行润滑，无需单独的供油装置，利用了现有结构，经济且有效</w:t>
-      </w:r>
-      <w:r>
-        <w:rPr>
-          <w:rFonts w:hint="eastAsia"/>
-        </w:rPr>
-        <w:t>，是合理的。</w:t>
+        <w:t>合理性判定：合理。</w:t>
+      </w:r>
+      <w:r>
+        <w:t xml:space="preserve"> </w:t>
+      </w:r>
+      <w:r>
+        <w:t>这种方式结构简单、供油可靠且兼具散热功能，广泛适用于低速至中速的闭式齿轮传动系统。</w:t>
       </w:r>
     </w:p>
     <w:p>
@@ -7369,25 +7665,56 @@
         <w:ind w:left="360"/>
       </w:pPr>
       <w:r>
-        <w:t>轴承室外</w:t>
-      </w:r>
-      <w:proofErr w:type="gramStart"/>
-      <w:r>
-        <w:t>侧</w:t>
-      </w:r>
-      <w:r>
-        <w:t>采用</w:t>
-      </w:r>
-      <w:proofErr w:type="gramEnd"/>
-      <w:r>
-        <w:rPr>
-          <w:rFonts w:hint="eastAsia"/>
-        </w:rPr>
+        <w:t>密封形式：</w:t>
+      </w:r>
+      <w:r>
+        <w:t xml:space="preserve"> </w:t>
+      </w:r>
+      <w:r>
+        <w:t>轴承端盖采用凸缘式结构，易于调整轴向游隙。在密封方面，轴端采用了</w:t>
+      </w:r>
+      <w:r>
         <w:t>间隙密封</w:t>
+      </w:r>
+      <w:r>
+        <w:t>配合</w:t>
+      </w:r>
+      <w:r>
+        <w:t>润滑脂</w:t>
+      </w:r>
+      <w:r>
+        <w:t>的方式，即在端盖与轴之间的圈形间隙内开有沟槽并填充润滑脂。</w:t>
       </w:r>
     </w:p>
     <w:p>
       <w:pPr>
+        <w:tabs>
+          <w:tab w:val="left" w:pos="360"/>
+        </w:tabs>
+        <w:adjustRightInd w:val="0"/>
+        <w:snapToGrid w:val="0"/>
+        <w:spacing w:line="360" w:lineRule="auto"/>
+        <w:ind w:left="360"/>
+      </w:pPr>
+      <w:r>
+        <w:t>合理性判定：合理。</w:t>
+      </w:r>
+      <w:r>
+        <w:t xml:space="preserve"> </w:t>
+      </w:r>
+      <w:r>
+        <w:t>这种组合利用润滑脂的阻滞作用，能有效防止灰尘进入和润滑油外泄，结构简单且摩擦功耗低，适合该类减速器的工况</w:t>
+      </w:r>
+      <w:r>
+        <w:t xml:space="preserve"> </w:t>
+      </w:r>
+      <w:r>
+        <w:t>。</w:t>
+      </w:r>
+    </w:p>
+    <w:p>
+      <w:pPr>
+        <w:pStyle w:val="af4"/>
         <w:numPr>
           <w:ilvl w:val="0"/>
           <w:numId w:val="8"/>
@@ -7395,12 +7722,98 @@
         <w:adjustRightInd w:val="0"/>
         <w:snapToGrid w:val="0"/>
         <w:spacing w:line="360" w:lineRule="auto"/>
+        <w:ind w:firstLineChars="0"/>
       </w:pPr>
       <w:r>
         <w:rPr>
           <w:rFonts w:hint="eastAsia"/>
         </w:rPr>
         <w:t>试述减速器中哪些地方在安装时需要调整？用什么方法调整？</w:t>
+      </w:r>
+    </w:p>
+    <w:p>
+      <w:pPr>
+        <w:pStyle w:val="af4"/>
+        <w:numPr>
+          <w:ilvl w:val="1"/>
+          <w:numId w:val="25"/>
+        </w:numPr>
+        <w:tabs>
+          <w:tab w:val="left" w:pos="360"/>
+        </w:tabs>
+        <w:adjustRightInd w:val="0"/>
+        <w:snapToGrid w:val="0"/>
+        <w:spacing w:line="360" w:lineRule="auto"/>
+        <w:ind w:firstLineChars="0"/>
+      </w:pPr>
+      <w:r>
+        <w:t>轴与轴承的对中调整：</w:t>
+      </w:r>
+      <w:r>
+        <w:t>通过改变轴承座端盖处调整垫片的厚度或移动轴承座位置来微调轴的轴向和径向位置，以达到最佳对中效果。</w:t>
+      </w:r>
+    </w:p>
+    <w:p>
+      <w:pPr>
+        <w:pStyle w:val="af4"/>
+        <w:numPr>
+          <w:ilvl w:val="1"/>
+          <w:numId w:val="25"/>
+        </w:numPr>
+        <w:tabs>
+          <w:tab w:val="left" w:pos="360"/>
+        </w:tabs>
+        <w:adjustRightInd w:val="0"/>
+        <w:snapToGrid w:val="0"/>
+        <w:spacing w:line="360" w:lineRule="auto"/>
+        <w:ind w:firstLineChars="0"/>
+      </w:pPr>
+      <w:r>
+        <w:rPr>
+          <w:rFonts w:hint="eastAsia"/>
+        </w:rPr>
+        <w:t>齿轮啮合间隙调整：</w:t>
+      </w:r>
+      <w:r>
+        <w:rPr>
+          <w:rFonts w:hint="eastAsia"/>
+        </w:rPr>
+        <w:t>通过改变齿轮轴轴承端盖处的垫片厚度，从而微调轴的轴向位</w:t>
+      </w:r>
+      <w:r>
+        <w:rPr>
+          <w:rFonts w:hint="eastAsia"/>
+        </w:rPr>
+        <w:lastRenderedPageBreak/>
+        <w:t>置，改变锥齿轮或错位齿轮的啮合深度来实现侧隙调整。</w:t>
+      </w:r>
+    </w:p>
+    <w:p>
+      <w:pPr>
+        <w:pStyle w:val="af4"/>
+        <w:numPr>
+          <w:ilvl w:val="1"/>
+          <w:numId w:val="25"/>
+        </w:numPr>
+        <w:tabs>
+          <w:tab w:val="left" w:pos="360"/>
+        </w:tabs>
+        <w:adjustRightInd w:val="0"/>
+        <w:snapToGrid w:val="0"/>
+        <w:spacing w:line="360" w:lineRule="auto"/>
+        <w:ind w:firstLineChars="0"/>
+      </w:pPr>
+      <w:r>
+        <w:rPr>
+          <w:rFonts w:hint="eastAsia"/>
+        </w:rPr>
+        <w:t>轴承预紧力调整：</w:t>
+      </w:r>
+      <w:r>
+        <w:rPr>
+          <w:rFonts w:hint="eastAsia"/>
+        </w:rPr>
+        <w:t>本实验中的圆锥滚子轴承采用成对反向安装。通过拧紧轴承端盖螺栓或调整端盖垫片组的厚度，压紧轴承外圈，改变内、外圈的相对轴向位置来设定预紧量。</w:t>
       </w:r>
     </w:p>
     <w:p>
@@ -7434,21 +7847,7 @@
         <w:rPr>
           <w:rFonts w:hint="eastAsia"/>
         </w:rPr>
-        <w:t>测量减速</w:t>
-      </w:r>
-      <w:proofErr w:type="gramStart"/>
-      <w:r>
-        <w:rPr>
-          <w:rFonts w:hint="eastAsia"/>
-        </w:rPr>
-        <w:t>箱主要</w:t>
-      </w:r>
-      <w:proofErr w:type="gramEnd"/>
-      <w:r>
-        <w:rPr>
-          <w:rFonts w:hint="eastAsia"/>
-        </w:rPr>
-        <w:t>参数，并记录实测数据。</w:t>
+        <w:t>测量减速箱主要参数，并记录实测数据。</w:t>
       </w:r>
     </w:p>
     <w:p>
@@ -7487,89 +7886,155 @@
     </w:p>
     <w:p>
       <w:pPr>
+        <w:pStyle w:val="af4"/>
+        <w:numPr>
+          <w:ilvl w:val="0"/>
+          <w:numId w:val="29"/>
+        </w:numPr>
         <w:tabs>
           <w:tab w:val="left" w:pos="1140"/>
         </w:tabs>
         <w:adjustRightInd w:val="0"/>
         <w:snapToGrid w:val="0"/>
         <w:spacing w:line="360" w:lineRule="auto"/>
-        <w:ind w:left="210"/>
+        <w:ind w:firstLineChars="0"/>
       </w:pPr>
       <w:r>
         <w:rPr>
           <w:rFonts w:hint="eastAsia"/>
         </w:rPr>
-        <w:t>（</w:t>
-      </w:r>
-      <w:r>
-        <w:rPr>
-          <w:rFonts w:hint="eastAsia"/>
-        </w:rPr>
-        <w:t>1</w:t>
-      </w:r>
-      <w:r>
-        <w:rPr>
-          <w:rFonts w:hint="eastAsia"/>
-        </w:rPr>
-        <w:t>）传动零件，轴系与箱体结构是否合理？</w:t>
+        <w:t>传动零件，轴系与箱体结构是否合理？</w:t>
       </w:r>
     </w:p>
     <w:p>
       <w:pPr>
+        <w:pStyle w:val="af4"/>
         <w:tabs>
           <w:tab w:val="left" w:pos="1140"/>
         </w:tabs>
         <w:adjustRightInd w:val="0"/>
         <w:snapToGrid w:val="0"/>
         <w:spacing w:line="360" w:lineRule="auto"/>
-        <w:ind w:left="210"/>
-      </w:pPr>
-      <w:r>
-        <w:rPr>
-          <w:rFonts w:hint="eastAsia"/>
-        </w:rPr>
-        <w:t>（</w:t>
-      </w:r>
-      <w:r>
-        <w:rPr>
-          <w:rFonts w:hint="eastAsia"/>
-        </w:rPr>
-        <w:t>2</w:t>
-      </w:r>
-      <w:r>
-        <w:rPr>
-          <w:rFonts w:hint="eastAsia"/>
-        </w:rPr>
-        <w:t>）对轴承选择、安装调整，固定拆卸、润滑与密封等方面是否合理？</w:t>
+        <w:ind w:left="930" w:firstLineChars="0" w:firstLine="0"/>
+      </w:pPr>
+      <w:r>
+        <w:t>本次实验所拆装的减速器中，</w:t>
+      </w:r>
+      <w:r>
+        <w:t>齿轮副之间的侧隙设计或调整不合理，导致实际啮合效果较差，存在明显的传动间隙。</w:t>
+      </w:r>
+      <w:r>
+        <w:t>整体结构合理，但具体零件的配合精度有待提高。</w:t>
       </w:r>
     </w:p>
     <w:p>
       <w:pPr>
+        <w:pStyle w:val="af4"/>
+        <w:numPr>
+          <w:ilvl w:val="0"/>
+          <w:numId w:val="29"/>
+        </w:numPr>
         <w:tabs>
           <w:tab w:val="left" w:pos="1140"/>
         </w:tabs>
         <w:adjustRightInd w:val="0"/>
         <w:snapToGrid w:val="0"/>
         <w:spacing w:line="360" w:lineRule="auto"/>
-        <w:ind w:left="210"/>
+        <w:ind w:firstLineChars="0"/>
       </w:pPr>
       <w:r>
         <w:rPr>
           <w:rFonts w:hint="eastAsia"/>
         </w:rPr>
-        <w:t>（</w:t>
-      </w:r>
+        <w:t>对轴承选择、安装调整，固定拆卸、润滑与密封等方面是否合理？</w:t>
+      </w:r>
+    </w:p>
+    <w:p>
+      <w:pPr>
+        <w:pStyle w:val="af4"/>
+        <w:tabs>
+          <w:tab w:val="left" w:pos="1140"/>
+        </w:tabs>
+        <w:adjustRightInd w:val="0"/>
+        <w:snapToGrid w:val="0"/>
+        <w:spacing w:line="360" w:lineRule="auto"/>
+        <w:ind w:left="930" w:firstLineChars="0" w:firstLine="0"/>
+      </w:pPr>
       <w:r>
         <w:rPr>
           <w:rFonts w:hint="eastAsia"/>
         </w:rPr>
-        <w:t>3</w:t>
+        <w:t>轴承的安装预紧力设定过大，导致在实验拆装过程中感觉旋转阻力大</w:t>
       </w:r>
       <w:r>
         <w:rPr>
           <w:rFonts w:hint="eastAsia"/>
         </w:rPr>
-        <w:t>）其它方面的体会和改进意见。</w:t>
+        <w:t>。</w:t>
+      </w:r>
+      <w:r>
+        <w:rPr>
+          <w:rFonts w:hint="eastAsia"/>
+        </w:rPr>
+        <w:t>选型与设计方案合理，但装配工艺参数（预紧力）需要优化。</w:t>
+      </w:r>
+    </w:p>
+    <w:p>
+      <w:pPr>
+        <w:pStyle w:val="af4"/>
+        <w:numPr>
+          <w:ilvl w:val="0"/>
+          <w:numId w:val="29"/>
+        </w:numPr>
+        <w:tabs>
+          <w:tab w:val="left" w:pos="1140"/>
+        </w:tabs>
+        <w:adjustRightInd w:val="0"/>
+        <w:snapToGrid w:val="0"/>
+        <w:spacing w:line="360" w:lineRule="auto"/>
+        <w:ind w:firstLineChars="0"/>
+      </w:pPr>
+      <w:r>
+        <w:rPr>
+          <w:rFonts w:hint="eastAsia"/>
+        </w:rPr>
+        <w:t>其它方面的体会和改进意见。</w:t>
+      </w:r>
+    </w:p>
+    <w:p>
+      <w:pPr>
+        <w:pStyle w:val="af4"/>
+        <w:tabs>
+          <w:tab w:val="left" w:pos="1140"/>
+        </w:tabs>
+        <w:adjustRightInd w:val="0"/>
+        <w:snapToGrid w:val="0"/>
+        <w:spacing w:line="360" w:lineRule="auto"/>
+        <w:ind w:left="930" w:firstLineChars="0" w:firstLine="0"/>
+      </w:pPr>
+      <w:r>
+        <w:rPr>
+          <w:rFonts w:hint="eastAsia"/>
+        </w:rPr>
+        <w:t>箱盖过重，建议</w:t>
+      </w:r>
+      <w:r>
+        <w:t>对箱</w:t>
+      </w:r>
+      <w:r>
+        <w:rPr>
+          <w:rFonts w:hint="eastAsia"/>
+        </w:rPr>
+        <w:t>盖</w:t>
+      </w:r>
+      <w:r>
+        <w:t>材料或结构进行轻量化改进</w:t>
+      </w:r>
+      <w:r>
+        <w:rPr>
+          <w:rFonts w:hint="eastAsia"/>
+        </w:rPr>
+        <w:t>。</w:t>
       </w:r>
     </w:p>
     <w:p>
@@ -7661,6 +8126,26 @@
               <w:spacing w:line="360" w:lineRule="auto"/>
               <w:jc w:val="center"/>
             </w:pPr>
+            <w:r>
+              <w:rPr>
+                <w:rFonts w:hint="eastAsia"/>
+              </w:rPr>
+              <w:t>分流式两级圆柱齿轮减速箱，铸造而成，分体式结构</w:t>
+            </w:r>
+          </w:p>
+          <w:p>
+            <w:pPr>
+              <w:adjustRightInd w:val="0"/>
+              <w:snapToGrid w:val="0"/>
+              <w:spacing w:line="360" w:lineRule="auto"/>
+              <w:jc w:val="center"/>
+            </w:pPr>
+            <w:r>
+              <w:rPr>
+                <w:rFonts w:hint="eastAsia"/>
+              </w:rPr>
+              <w:t>包括视窗、呼吸器、油标、放油塞，可以安装三根轴</w:t>
+            </w:r>
           </w:p>
         </w:tc>
       </w:tr>
@@ -7700,6 +8185,30 @@
               <w:spacing w:line="360" w:lineRule="auto"/>
               <w:jc w:val="center"/>
             </w:pPr>
+            <w:r>
+              <w:rPr>
+                <w:rFonts w:hint="eastAsia"/>
+              </w:rPr>
+              <w:t>5</w:t>
+            </w:r>
+            <w:r>
+              <w:rPr>
+                <w:rFonts w:hint="eastAsia"/>
+              </w:rPr>
+              <w:t>个斜齿轮；</w:t>
+            </w:r>
+            <w:r>
+              <w:rPr>
+                <w:rFonts w:hint="eastAsia"/>
+              </w:rPr>
+              <w:t>2</w:t>
+            </w:r>
+            <w:r>
+              <w:rPr>
+                <w:rFonts w:hint="eastAsia"/>
+              </w:rPr>
+              <w:t>个平键</w:t>
+            </w:r>
           </w:p>
         </w:tc>
       </w:tr>
@@ -7739,6 +8248,12 @@
               <w:spacing w:line="360" w:lineRule="auto"/>
               <w:jc w:val="center"/>
             </w:pPr>
+            <w:r>
+              <w:rPr>
+                <w:rFonts w:hint="eastAsia"/>
+              </w:rPr>
+              <w:t>圆锥滚子轴承</w:t>
+            </w:r>
           </w:p>
         </w:tc>
       </w:tr>
@@ -7779,6 +8294,12 @@
               <w:spacing w:line="360" w:lineRule="auto"/>
               <w:jc w:val="center"/>
             </w:pPr>
+            <w:r>
+              <w:rPr>
+                <w:rFonts w:hint="eastAsia"/>
+              </w:rPr>
+              <w:t>油润滑、脂润滑</w:t>
+            </w:r>
           </w:p>
         </w:tc>
       </w:tr>
@@ -7819,6 +8340,12 @@
               <w:spacing w:line="360" w:lineRule="auto"/>
               <w:jc w:val="center"/>
             </w:pPr>
+            <w:r>
+              <w:rPr>
+                <w:rFonts w:hint="eastAsia"/>
+              </w:rPr>
+              <w:t>非接触式间歇式密封</w:t>
+            </w:r>
           </w:p>
         </w:tc>
       </w:tr>
@@ -8073,9 +8600,9 @@
               </w:rPr>
               <w:object w:dxaOrig="740" w:dyaOrig="360" w14:anchorId="5C34C185">
                 <v:shape id="_x0000_i1033" type="#_x0000_t75" style="width:37.35pt;height:18.65pt" o:ole="">
-                  <v:imagedata r:id="rId28" o:title=""/>
+                  <v:imagedata r:id="rId29" o:title=""/>
                 </v:shape>
-                <o:OLEObject Type="Embed" ProgID="Equation.DSMT4" ShapeID="_x0000_i1033" DrawAspect="Content" ObjectID="_1829423796" r:id="rId29"/>
+                <o:OLEObject Type="Embed" ProgID="Equation.DSMT4" ShapeID="_x0000_i1033" DrawAspect="Content" ObjectID="_1829589934" r:id="rId30"/>
               </w:object>
             </w:r>
           </w:p>
@@ -8098,9 +8625,9 @@
               </w:rPr>
               <w:object w:dxaOrig="800" w:dyaOrig="360" w14:anchorId="1208D8CC">
                 <v:shape id="_x0000_i1034" type="#_x0000_t75" style="width:40pt;height:18.65pt" o:ole="">
-                  <v:imagedata r:id="rId30" o:title=""/>
+                  <v:imagedata r:id="rId31" o:title=""/>
                 </v:shape>
-                <o:OLEObject Type="Embed" ProgID="Equation.DSMT4" ShapeID="_x0000_i1034" DrawAspect="Content" ObjectID="_1829423797" r:id="rId31"/>
+                <o:OLEObject Type="Embed" ProgID="Equation.DSMT4" ShapeID="_x0000_i1034" DrawAspect="Content" ObjectID="_1829589935" r:id="rId32"/>
               </w:object>
             </w:r>
           </w:p>
@@ -8124,9 +8651,9 @@
               </w:rPr>
               <w:object w:dxaOrig="980" w:dyaOrig="380" w14:anchorId="0B4DA502">
                 <v:shape id="_x0000_i1035" type="#_x0000_t75" style="width:49.35pt;height:19.35pt" o:ole="">
-                  <v:imagedata r:id="rId32" o:title=""/>
+                  <v:imagedata r:id="rId33" o:title=""/>
                 </v:shape>
-                <o:OLEObject Type="Embed" ProgID="Equation.DSMT4" ShapeID="_x0000_i1035" DrawAspect="Content" ObjectID="_1829423798" r:id="rId33"/>
+                <o:OLEObject Type="Embed" ProgID="Equation.DSMT4" ShapeID="_x0000_i1035" DrawAspect="Content" ObjectID="_1829589936" r:id="rId34"/>
               </w:object>
             </w:r>
           </w:p>
@@ -8166,14 +8693,12 @@
               <w:spacing w:line="360" w:lineRule="auto"/>
               <w:jc w:val="center"/>
             </w:pPr>
-            <w:proofErr w:type="gramStart"/>
             <w:r>
               <w:rPr>
                 <w:rFonts w:hint="eastAsia"/>
               </w:rPr>
               <w:t>低速级</w:t>
             </w:r>
-            <w:proofErr w:type="gramEnd"/>
           </w:p>
         </w:tc>
         <w:tc>
@@ -8195,9 +8720,9 @@
               </w:rPr>
               <w:object w:dxaOrig="800" w:dyaOrig="360" w14:anchorId="2BC1D3A0">
                 <v:shape id="_x0000_i1036" type="#_x0000_t75" style="width:40pt;height:18.65pt" o:ole="">
-                  <v:imagedata r:id="rId34" o:title=""/>
+                  <v:imagedata r:id="rId35" o:title=""/>
                 </v:shape>
-                <o:OLEObject Type="Embed" ProgID="Equation.DSMT4" ShapeID="_x0000_i1036" DrawAspect="Content" ObjectID="_1829423799" r:id="rId35"/>
+                <o:OLEObject Type="Embed" ProgID="Equation.DSMT4" ShapeID="_x0000_i1036" DrawAspect="Content" ObjectID="_1829589937" r:id="rId36"/>
               </w:object>
             </w:r>
           </w:p>
@@ -8220,9 +8745,9 @@
               </w:rPr>
               <w:object w:dxaOrig="800" w:dyaOrig="360" w14:anchorId="414EB4F6">
                 <v:shape id="_x0000_i1037" type="#_x0000_t75" style="width:40pt;height:18.65pt" o:ole="">
-                  <v:imagedata r:id="rId36" o:title=""/>
+                  <v:imagedata r:id="rId37" o:title=""/>
                 </v:shape>
-                <o:OLEObject Type="Embed" ProgID="Equation.DSMT4" ShapeID="_x0000_i1037" DrawAspect="Content" ObjectID="_1829423800" r:id="rId37"/>
+                <o:OLEObject Type="Embed" ProgID="Equation.DSMT4" ShapeID="_x0000_i1037" DrawAspect="Content" ObjectID="_1829589938" r:id="rId38"/>
               </w:object>
             </w:r>
           </w:p>
@@ -8246,9 +8771,9 @@
               </w:rPr>
               <w:object w:dxaOrig="820" w:dyaOrig="380" w14:anchorId="42CDCD1C">
                 <v:shape id="_x0000_i1038" type="#_x0000_t75" style="width:40.65pt;height:19.35pt" o:ole="">
-                  <v:imagedata r:id="rId38" o:title=""/>
+                  <v:imagedata r:id="rId39" o:title=""/>
                 </v:shape>
-                <o:OLEObject Type="Embed" ProgID="Equation.DSMT4" ShapeID="_x0000_i1038" DrawAspect="Content" ObjectID="_1829423801" r:id="rId39"/>
+                <o:OLEObject Type="Embed" ProgID="Equation.DSMT4" ShapeID="_x0000_i1038" DrawAspect="Content" ObjectID="_1829589939" r:id="rId40"/>
               </w:object>
             </w:r>
           </w:p>
@@ -8294,9 +8819,9 @@
               </w:rPr>
               <w:object w:dxaOrig="686" w:dyaOrig="394" w14:anchorId="4E30BA8B">
                 <v:shape id="_x0000_i1039" type="#_x0000_t75" style="width:34.65pt;height:19.35pt" o:ole="">
-                  <v:imagedata r:id="rId40" o:title=""/>
+                  <v:imagedata r:id="rId41" o:title=""/>
                 </v:shape>
-                <o:OLEObject Type="Embed" ProgID="Equation.DSMT4" ShapeID="_x0000_i1039" DrawAspect="Content" ObjectID="_1829423802" r:id="rId41"/>
+                <o:OLEObject Type="Embed" ProgID="Equation.DSMT4" ShapeID="_x0000_i1039" DrawAspect="Content" ObjectID="_1829589940" r:id="rId42"/>
               </w:object>
             </w:r>
           </w:p>
@@ -8320,7 +8845,6 @@
               <w:rPr>
                 <w:rFonts w:hint="eastAsia"/>
               </w:rPr>
-              <w:lastRenderedPageBreak/>
               <w:t>高速级</w:t>
             </w:r>
             <w:r>
@@ -8329,9 +8853,9 @@
               </w:rPr>
               <w:object w:dxaOrig="257" w:dyaOrig="394" w14:anchorId="3E713BFD">
                 <v:shape id="_x0000_i1040" type="#_x0000_t75" style="width:13.35pt;height:19.35pt" o:ole="">
-                  <v:imagedata r:id="rId42" o:title=""/>
+                  <v:imagedata r:id="rId43" o:title=""/>
                 </v:shape>
-                <o:OLEObject Type="Embed" ProgID="Equation.DSMT4" ShapeID="_x0000_i1040" DrawAspect="Content" ObjectID="_1829423803" r:id="rId43"/>
+                <o:OLEObject Type="Embed" ProgID="Equation.DSMT4" ShapeID="_x0000_i1040" DrawAspect="Content" ObjectID="_1829589941" r:id="rId44"/>
               </w:object>
             </w:r>
           </w:p>
@@ -8352,23 +8876,21 @@
               <w:spacing w:line="360" w:lineRule="auto"/>
               <w:jc w:val="center"/>
             </w:pPr>
-            <w:proofErr w:type="gramStart"/>
             <w:r>
               <w:rPr>
                 <w:rFonts w:hint="eastAsia"/>
               </w:rPr>
               <w:t>低速级</w:t>
             </w:r>
-            <w:proofErr w:type="gramEnd"/>
             <w:r>
               <w:rPr>
                 <w:position w:val="-12"/>
               </w:rPr>
               <w:object w:dxaOrig="189" w:dyaOrig="377" w14:anchorId="19173C6B">
                 <v:shape id="_x0000_i1041" type="#_x0000_t75" style="width:8.65pt;height:19.35pt" o:ole="">
-                  <v:imagedata r:id="rId44" o:title=""/>
+                  <v:imagedata r:id="rId45" o:title=""/>
                 </v:shape>
-                <o:OLEObject Type="Embed" ProgID="Equation.DSMT4" ShapeID="_x0000_i1041" DrawAspect="Content" ObjectID="_1829423804" r:id="rId45"/>
+                <o:OLEObject Type="Embed" ProgID="Equation.DSMT4" ShapeID="_x0000_i1041" DrawAspect="Content" ObjectID="_1829589942" r:id="rId46"/>
               </w:object>
             </w:r>
           </w:p>
@@ -8400,9 +8922,9 @@
               </w:rPr>
               <w:object w:dxaOrig="137" w:dyaOrig="257" w14:anchorId="2B7590BE">
                 <v:shape id="_x0000_i1042" type="#_x0000_t75" style="width:6.65pt;height:13.35pt" o:ole="">
-                  <v:imagedata r:id="rId46" o:title=""/>
+                  <v:imagedata r:id="rId47" o:title=""/>
                 </v:shape>
-                <o:OLEObject Type="Embed" ProgID="Equation.DSMT4" ShapeID="_x0000_i1042" DrawAspect="Content" ObjectID="_1829423805" r:id="rId47"/>
+                <o:OLEObject Type="Embed" ProgID="Equation.DSMT4" ShapeID="_x0000_i1042" DrawAspect="Content" ObjectID="_1829589943" r:id="rId48"/>
               </w:object>
             </w:r>
           </w:p>
@@ -8454,9 +8976,9 @@
               </w:rPr>
               <w:object w:dxaOrig="360" w:dyaOrig="620" w14:anchorId="4654CC74">
                 <v:shape id="_x0000_i1043" type="#_x0000_t75" style="width:18pt;height:31.35pt" o:ole="">
-                  <v:imagedata r:id="rId48" o:title=""/>
+                  <v:imagedata r:id="rId49" o:title=""/>
                 </v:shape>
-                <o:OLEObject Type="Embed" ProgID="Equation.DSMT4" ShapeID="_x0000_i1043" DrawAspect="Content" ObjectID="_1829423806" r:id="rId49"/>
+                <o:OLEObject Type="Embed" ProgID="Equation.DSMT4" ShapeID="_x0000_i1043" DrawAspect="Content" ObjectID="_1829589944" r:id="rId50"/>
               </w:object>
             </w:r>
           </w:p>
@@ -8483,9 +9005,9 @@
               </w:rPr>
               <w:object w:dxaOrig="360" w:dyaOrig="620" w14:anchorId="2A3FA7A9">
                 <v:shape id="_x0000_i1044" type="#_x0000_t75" style="width:18pt;height:31.35pt" o:ole="">
-                  <v:imagedata r:id="rId50" o:title=""/>
+                  <v:imagedata r:id="rId51" o:title=""/>
                 </v:shape>
-                <o:OLEObject Type="Embed" ProgID="Equation.DSMT4" ShapeID="_x0000_i1044" DrawAspect="Content" ObjectID="_1829423807" r:id="rId51"/>
+                <o:OLEObject Type="Embed" ProgID="Equation.DSMT4" ShapeID="_x0000_i1044" DrawAspect="Content" ObjectID="_1829589945" r:id="rId52"/>
               </w:object>
             </w:r>
           </w:p>
@@ -8511,9 +9033,9 @@
               </w:rPr>
               <w:object w:dxaOrig="460" w:dyaOrig="620" w14:anchorId="7D6E56F8">
                 <v:shape id="_x0000_i1045" type="#_x0000_t75" style="width:22.65pt;height:31.35pt" o:ole="">
-                  <v:imagedata r:id="rId52" o:title=""/>
+                  <v:imagedata r:id="rId53" o:title=""/>
                 </v:shape>
-                <o:OLEObject Type="Embed" ProgID="Equation.DSMT4" ShapeID="_x0000_i1045" DrawAspect="Content" ObjectID="_1829423808" r:id="rId53"/>
+                <o:OLEObject Type="Embed" ProgID="Equation.DSMT4" ShapeID="_x0000_i1045" DrawAspect="Content" ObjectID="_1829589946" r:id="rId54"/>
               </w:object>
             </w:r>
           </w:p>
@@ -8543,6 +9065,7 @@
               <w:rPr>
                 <w:rFonts w:hint="eastAsia"/>
               </w:rPr>
+              <w:lastRenderedPageBreak/>
               <w:t>中心距</w:t>
             </w:r>
           </w:p>
@@ -8646,14 +9169,12 @@
               <w:spacing w:line="360" w:lineRule="auto"/>
               <w:jc w:val="center"/>
             </w:pPr>
-            <w:proofErr w:type="gramStart"/>
             <w:r>
               <w:rPr>
                 <w:rFonts w:hint="eastAsia"/>
               </w:rPr>
               <w:t>低速级</w:t>
             </w:r>
-            <w:proofErr w:type="gramEnd"/>
           </w:p>
         </w:tc>
         <w:tc>
@@ -8728,9 +9249,9 @@
               </w:rPr>
               <w:object w:dxaOrig="291" w:dyaOrig="377" w14:anchorId="583E8185">
                 <v:shape id="_x0000_i1046" type="#_x0000_t75" style="width:14pt;height:19.35pt" o:ole="">
-                  <v:imagedata r:id="rId54" o:title=""/>
+                  <v:imagedata r:id="rId55" o:title=""/>
                 </v:shape>
-                <o:OLEObject Type="Embed" ProgID="Equation.DSMT4" ShapeID="_x0000_i1046" DrawAspect="Content" ObjectID="_1829423809" r:id="rId55"/>
+                <o:OLEObject Type="Embed" ProgID="Equation.DSMT4" ShapeID="_x0000_i1046" DrawAspect="Content" ObjectID="_1829589947" r:id="rId56"/>
               </w:object>
             </w:r>
           </w:p>
@@ -8777,9 +9298,9 @@
               </w:rPr>
               <w:object w:dxaOrig="1920" w:dyaOrig="680" w14:anchorId="6CD52C95">
                 <v:shape id="_x0000_i1047" type="#_x0000_t75" style="width:96pt;height:34.65pt" o:ole="">
-                  <v:imagedata r:id="rId56" o:title=""/>
+                  <v:imagedata r:id="rId57" o:title=""/>
                 </v:shape>
-                <o:OLEObject Type="Embed" ProgID="Equation.DSMT4" ShapeID="_x0000_i1047" DrawAspect="Content" ObjectID="_1829423810" r:id="rId57"/>
+                <o:OLEObject Type="Embed" ProgID="Equation.DSMT4" ShapeID="_x0000_i1047" DrawAspect="Content" ObjectID="_1829589948" r:id="rId58"/>
               </w:object>
             </w:r>
           </w:p>
@@ -8834,14 +9355,12 @@
               <w:spacing w:line="360" w:lineRule="auto"/>
               <w:jc w:val="center"/>
             </w:pPr>
-            <w:proofErr w:type="gramStart"/>
             <w:r>
               <w:rPr>
                 <w:rFonts w:hint="eastAsia"/>
               </w:rPr>
               <w:t>低速级</w:t>
             </w:r>
-            <w:proofErr w:type="gramEnd"/>
           </w:p>
         </w:tc>
         <w:tc>
@@ -8866,9 +9385,9 @@
               </w:rPr>
               <w:object w:dxaOrig="1960" w:dyaOrig="680" w14:anchorId="6FC2EDBE">
                 <v:shape id="_x0000_i1048" type="#_x0000_t75" style="width:97.35pt;height:34.65pt" o:ole="">
-                  <v:imagedata r:id="rId58" o:title=""/>
+                  <v:imagedata r:id="rId59" o:title=""/>
                 </v:shape>
-                <o:OLEObject Type="Embed" ProgID="Equation.DSMT4" ShapeID="_x0000_i1048" DrawAspect="Content" ObjectID="_1829423811" r:id="rId59"/>
+                <o:OLEObject Type="Embed" ProgID="Equation.DSMT4" ShapeID="_x0000_i1048" DrawAspect="Content" ObjectID="_1829589949" r:id="rId60"/>
               </w:object>
             </w:r>
           </w:p>
@@ -8915,9 +9434,9 @@
               </w:rPr>
               <w:object w:dxaOrig="309" w:dyaOrig="377" w14:anchorId="70FBA381">
                 <v:shape id="_x0000_i1049" type="#_x0000_t75" style="width:16pt;height:19.35pt" o:ole="">
-                  <v:imagedata r:id="rId60" o:title=""/>
+                  <v:imagedata r:id="rId61" o:title=""/>
                 </v:shape>
-                <o:OLEObject Type="Embed" ProgID="Equation.DSMT4" ShapeID="_x0000_i1049" DrawAspect="Content" ObjectID="_1829423812" r:id="rId61"/>
+                <o:OLEObject Type="Embed" ProgID="Equation.DSMT4" ShapeID="_x0000_i1049" DrawAspect="Content" ObjectID="_1829589950" r:id="rId62"/>
               </w:object>
             </w:r>
           </w:p>
@@ -8964,9 +9483,9 @@
               </w:rPr>
               <w:object w:dxaOrig="2240" w:dyaOrig="680" w14:anchorId="1E15460D">
                 <v:shape id="_x0000_i1050" type="#_x0000_t75" style="width:112.65pt;height:34.65pt" o:ole="">
-                  <v:imagedata r:id="rId62" o:title=""/>
+                  <v:imagedata r:id="rId63" o:title=""/>
                 </v:shape>
-                <o:OLEObject Type="Embed" ProgID="Equation.DSMT4" ShapeID="_x0000_i1050" DrawAspect="Content" ObjectID="_1829423813" r:id="rId63"/>
+                <o:OLEObject Type="Embed" ProgID="Equation.DSMT4" ShapeID="_x0000_i1050" DrawAspect="Content" ObjectID="_1829589951" r:id="rId64"/>
               </w:object>
             </w:r>
             <w:r>
@@ -9033,14 +9552,12 @@
               <w:spacing w:line="360" w:lineRule="auto"/>
               <w:jc w:val="center"/>
             </w:pPr>
-            <w:proofErr w:type="gramStart"/>
             <w:r>
               <w:rPr>
                 <w:rFonts w:hint="eastAsia"/>
               </w:rPr>
               <w:t>低速级</w:t>
             </w:r>
-            <w:proofErr w:type="gramEnd"/>
           </w:p>
         </w:tc>
         <w:tc>
@@ -9065,9 +9582,9 @@
               </w:rPr>
               <w:object w:dxaOrig="2260" w:dyaOrig="680" w14:anchorId="092392FF">
                 <v:shape id="_x0000_i1051" type="#_x0000_t75" style="width:112.65pt;height:34.65pt" o:ole="">
-                  <v:imagedata r:id="rId64" o:title=""/>
+                  <v:imagedata r:id="rId65" o:title=""/>
                 </v:shape>
-                <o:OLEObject Type="Embed" ProgID="Equation.DSMT4" ShapeID="_x0000_i1051" DrawAspect="Content" ObjectID="_1829423814" r:id="rId65"/>
+                <o:OLEObject Type="Embed" ProgID="Equation.DSMT4" ShapeID="_x0000_i1051" DrawAspect="Content" ObjectID="_1829589952" r:id="rId66"/>
               </w:object>
             </w:r>
             <w:r>
@@ -9123,9 +9640,9 @@
               </w:rPr>
               <w:object w:dxaOrig="257" w:dyaOrig="377" w14:anchorId="00BC840D">
                 <v:shape id="_x0000_i1052" type="#_x0000_t75" style="width:13.35pt;height:19.35pt" o:ole="">
-                  <v:imagedata r:id="rId66" o:title=""/>
+                  <v:imagedata r:id="rId67" o:title=""/>
                 </v:shape>
-                <o:OLEObject Type="Embed" ProgID="Equation.DSMT4" ShapeID="_x0000_i1052" DrawAspect="Content" ObjectID="_1829423815" r:id="rId67"/>
+                <o:OLEObject Type="Embed" ProgID="Equation.DSMT4" ShapeID="_x0000_i1052" DrawAspect="Content" ObjectID="_1829589953" r:id="rId68"/>
               </w:object>
             </w:r>
           </w:p>
@@ -9178,9 +9695,9 @@
               </w:rPr>
               <w:object w:dxaOrig="1440" w:dyaOrig="360" w14:anchorId="5D6D57AC">
                 <v:shape id="_x0000_i1053" type="#_x0000_t75" style="width:1in;height:18pt" o:ole="">
-                  <v:imagedata r:id="rId68" o:title=""/>
+                  <v:imagedata r:id="rId69" o:title=""/>
                 </v:shape>
-                <o:OLEObject Type="Embed" ProgID="Equation.DSMT4" ShapeID="_x0000_i1053" DrawAspect="Content" ObjectID="_1829423816" r:id="rId69"/>
+                <o:OLEObject Type="Embed" ProgID="Equation.DSMT4" ShapeID="_x0000_i1053" DrawAspect="Content" ObjectID="_1829589954" r:id="rId70"/>
               </w:object>
             </w:r>
             <w:r>
@@ -9195,9 +9712,9 @@
               </w:rPr>
               <w:object w:dxaOrig="1719" w:dyaOrig="620" w14:anchorId="2CB69385">
                 <v:shape id="_x0000_i1054" type="#_x0000_t75" style="width:85.35pt;height:31.35pt" o:ole="">
-                  <v:imagedata r:id="rId70" o:title=""/>
+                  <v:imagedata r:id="rId71" o:title=""/>
                 </v:shape>
-                <o:OLEObject Type="Embed" ProgID="Equation.DSMT4" ShapeID="_x0000_i1054" DrawAspect="Content" ObjectID="_1829423817" r:id="rId71"/>
+                <o:OLEObject Type="Embed" ProgID="Equation.DSMT4" ShapeID="_x0000_i1054" DrawAspect="Content" ObjectID="_1829589955" r:id="rId72"/>
               </w:object>
             </w:r>
           </w:p>
@@ -9220,9 +9737,9 @@
               </w:rPr>
               <w:object w:dxaOrig="1460" w:dyaOrig="360" w14:anchorId="7C2DA779">
                 <v:shape id="_x0000_i1055" type="#_x0000_t75" style="width:73.35pt;height:18pt" o:ole="">
-                  <v:imagedata r:id="rId72" o:title=""/>
+                  <v:imagedata r:id="rId73" o:title=""/>
                 </v:shape>
-                <o:OLEObject Type="Embed" ProgID="Equation.DSMT4" ShapeID="_x0000_i1055" DrawAspect="Content" ObjectID="_1829423818" r:id="rId73"/>
+                <o:OLEObject Type="Embed" ProgID="Equation.DSMT4" ShapeID="_x0000_i1055" DrawAspect="Content" ObjectID="_1829589956" r:id="rId74"/>
               </w:object>
             </w:r>
             <w:r>
@@ -9237,9 +9754,9 @@
               </w:rPr>
               <w:object w:dxaOrig="1780" w:dyaOrig="620" w14:anchorId="2EC7A9D5">
                 <v:shape id="_x0000_i1056" type="#_x0000_t75" style="width:88.65pt;height:31.35pt" o:ole="">
-                  <v:imagedata r:id="rId74" o:title=""/>
+                  <v:imagedata r:id="rId75" o:title=""/>
                 </v:shape>
-                <o:OLEObject Type="Embed" ProgID="Equation.DSMT4" ShapeID="_x0000_i1056" DrawAspect="Content" ObjectID="_1829423819" r:id="rId75"/>
+                <o:OLEObject Type="Embed" ProgID="Equation.DSMT4" ShapeID="_x0000_i1056" DrawAspect="Content" ObjectID="_1829589957" r:id="rId76"/>
               </w:object>
             </w:r>
           </w:p>
@@ -9279,14 +9796,12 @@
               <w:spacing w:line="360" w:lineRule="auto"/>
               <w:jc w:val="center"/>
             </w:pPr>
-            <w:proofErr w:type="gramStart"/>
             <w:r>
               <w:rPr>
                 <w:rFonts w:hint="eastAsia"/>
               </w:rPr>
               <w:t>低速级</w:t>
             </w:r>
-            <w:proofErr w:type="gramEnd"/>
           </w:p>
         </w:tc>
         <w:tc>
@@ -9317,9 +9832,9 @@
               </w:rPr>
               <w:object w:dxaOrig="1460" w:dyaOrig="360" w14:anchorId="1196C941">
                 <v:shape id="_x0000_i1057" type="#_x0000_t75" style="width:73.35pt;height:18pt" o:ole="">
-                  <v:imagedata r:id="rId76" o:title=""/>
+                  <v:imagedata r:id="rId77" o:title=""/>
                 </v:shape>
-                <o:OLEObject Type="Embed" ProgID="Equation.DSMT4" ShapeID="_x0000_i1057" DrawAspect="Content" ObjectID="_1829423820" r:id="rId77"/>
+                <o:OLEObject Type="Embed" ProgID="Equation.DSMT4" ShapeID="_x0000_i1057" DrawAspect="Content" ObjectID="_1829589958" r:id="rId78"/>
               </w:object>
             </w:r>
             <w:r>
@@ -9334,9 +9849,9 @@
               </w:rPr>
               <w:object w:dxaOrig="1719" w:dyaOrig="620" w14:anchorId="60B37A5C">
                 <v:shape id="_x0000_i1058" type="#_x0000_t75" style="width:85.35pt;height:31.35pt" o:ole="">
-                  <v:imagedata r:id="rId78" o:title=""/>
+                  <v:imagedata r:id="rId79" o:title=""/>
                 </v:shape>
-                <o:OLEObject Type="Embed" ProgID="Equation.DSMT4" ShapeID="_x0000_i1058" DrawAspect="Content" ObjectID="_1829423821" r:id="rId79"/>
+                <o:OLEObject Type="Embed" ProgID="Equation.DSMT4" ShapeID="_x0000_i1058" DrawAspect="Content" ObjectID="_1829589959" r:id="rId80"/>
               </w:object>
             </w:r>
           </w:p>
@@ -9359,9 +9874,9 @@
               </w:rPr>
               <w:object w:dxaOrig="1480" w:dyaOrig="360" w14:anchorId="6069FAA7">
                 <v:shape id="_x0000_i1059" type="#_x0000_t75" style="width:73.35pt;height:18pt" o:ole="">
-                  <v:imagedata r:id="rId80" o:title=""/>
+                  <v:imagedata r:id="rId81" o:title=""/>
                 </v:shape>
-                <o:OLEObject Type="Embed" ProgID="Equation.DSMT4" ShapeID="_x0000_i1059" DrawAspect="Content" ObjectID="_1829423822" r:id="rId81"/>
+                <o:OLEObject Type="Embed" ProgID="Equation.DSMT4" ShapeID="_x0000_i1059" DrawAspect="Content" ObjectID="_1829589960" r:id="rId82"/>
               </w:object>
             </w:r>
             <w:r>
@@ -9376,9 +9891,9 @@
               </w:rPr>
               <w:object w:dxaOrig="1780" w:dyaOrig="620" w14:anchorId="5CC1D3B3">
                 <v:shape id="_x0000_i1060" type="#_x0000_t75" style="width:88.65pt;height:31.35pt" o:ole="">
-                  <v:imagedata r:id="rId82" o:title=""/>
+                  <v:imagedata r:id="rId83" o:title=""/>
                 </v:shape>
-                <o:OLEObject Type="Embed" ProgID="Equation.DSMT4" ShapeID="_x0000_i1060" DrawAspect="Content" ObjectID="_1829423823" r:id="rId83"/>
+                <o:OLEObject Type="Embed" ProgID="Equation.DSMT4" ShapeID="_x0000_i1060" DrawAspect="Content" ObjectID="_1829589961" r:id="rId84"/>
               </w:object>
             </w:r>
           </w:p>
@@ -9646,14 +10161,12 @@
               <w:spacing w:line="360" w:lineRule="auto"/>
               <w:jc w:val="center"/>
             </w:pPr>
-            <w:proofErr w:type="gramStart"/>
             <w:r>
               <w:rPr>
                 <w:rFonts w:hint="eastAsia"/>
               </w:rPr>
               <w:t>低速级</w:t>
             </w:r>
-            <w:proofErr w:type="gramEnd"/>
           </w:p>
         </w:tc>
         <w:tc>
@@ -9749,21 +10262,7 @@
         <w:rPr>
           <w:rFonts w:hint="eastAsia"/>
         </w:rPr>
-        <w:t>、啮合传动的减速器的箱体</w:t>
-      </w:r>
-      <w:proofErr w:type="gramStart"/>
-      <w:r>
-        <w:rPr>
-          <w:rFonts w:hint="eastAsia"/>
-        </w:rPr>
-        <w:t>可用哪</w:t>
-      </w:r>
-      <w:proofErr w:type="gramEnd"/>
-      <w:r>
-        <w:rPr>
-          <w:rFonts w:hint="eastAsia"/>
-        </w:rPr>
-        <w:t>几种机械制造方法制造？在设计减速器时，其结构有何差别？</w:t>
+        <w:t>、啮合传动的减速器的箱体可用哪几种机械制造方法制造？在设计减速器时，其结构有何差别？</w:t>
       </w:r>
     </w:p>
     <w:p>
@@ -9801,13 +10300,8 @@
         <w:spacing w:line="360" w:lineRule="auto"/>
       </w:pPr>
       <w:r>
-        <w:t>铸造箱体必须</w:t>
-      </w:r>
-      <w:proofErr w:type="gramStart"/>
-      <w:r>
-        <w:t>考虑起模斜度</w:t>
-      </w:r>
-      <w:proofErr w:type="gramEnd"/>
+        <w:t>铸造箱体必须考虑起模斜度</w:t>
+      </w:r>
       <w:r>
         <w:rPr>
           <w:rFonts w:hint="eastAsia"/>
@@ -9858,15 +10352,7 @@
         <w:t>，</w:t>
       </w:r>
       <w:r>
-        <w:t>：形状方正，棱角分明，</w:t>
-      </w:r>
-      <w:proofErr w:type="gramStart"/>
-      <w:r>
-        <w:t>没有起模斜度</w:t>
-      </w:r>
-      <w:proofErr w:type="gramEnd"/>
-      <w:r>
-        <w:t>。</w:t>
+        <w:t>：形状方正，棱角分明，没有起模斜度。</w:t>
       </w:r>
     </w:p>
     <w:p>
@@ -9901,35 +10387,11 @@
         <w:spacing w:line="360" w:lineRule="auto"/>
       </w:pPr>
       <w:r>
-        <w:t>减速器箱体上安装轴承的两个轴承座孔通常需要在镗床上一次</w:t>
-      </w:r>
-      <w:proofErr w:type="gramStart"/>
-      <w:r>
-        <w:t>装夹进行镗</w:t>
-      </w:r>
-      <w:proofErr w:type="gramEnd"/>
-      <w:r>
-        <w:t>削。如果两端轴承</w:t>
+        <w:t>减速器箱体上安装轴承的两个轴承座孔通常需要在镗床上一次装夹进行镗削。如果两端轴承外径一致，镗刀可以从箱体的一端直接镗通到另一端，这不仅能大大提高加工效率，更重要</w:t>
       </w:r>
       <w:r>
         <w:lastRenderedPageBreak/>
-        <w:t>外径一致，</w:t>
-      </w:r>
-      <w:proofErr w:type="gramStart"/>
-      <w:r>
-        <w:t>镗刀可以</w:t>
-      </w:r>
-      <w:proofErr w:type="gramEnd"/>
-      <w:r>
-        <w:t>从箱体的一端直接</w:t>
-      </w:r>
-      <w:proofErr w:type="gramStart"/>
-      <w:r>
-        <w:t>镗</w:t>
-      </w:r>
-      <w:proofErr w:type="gramEnd"/>
-      <w:r>
-        <w:t>通到另一端，这不仅能大大提高加工效率，更重要的是能极好地保证两个轴承座孔的</w:t>
+        <w:t>的是能极好地保证两个轴承座孔的</w:t>
       </w:r>
       <w:r>
         <w:t>同轴度</w:t>
@@ -10347,6 +10809,95 @@
     </w:lvl>
   </w:abstractNum>
   <w:abstractNum w:abstractNumId="4" w15:restartNumberingAfterBreak="0">
+    <w:nsid w:val="136A7067"/>
+    <w:multiLevelType w:val="hybridMultilevel"/>
+    <w:tmpl w:val="DD7EEA6A"/>
+    <w:lvl w:ilvl="0" w:tplc="2A2E6BE8">
+      <w:start w:val="1"/>
+      <w:numFmt w:val="decimal"/>
+      <w:lvlText w:val="%1."/>
+      <w:lvlJc w:val="left"/>
+      <w:pPr>
+        <w:ind w:left="1140" w:hanging="360"/>
+      </w:pPr>
+      <w:rPr>
+        <w:rFonts w:hint="default"/>
+      </w:rPr>
+    </w:lvl>
+    <w:lvl w:ilvl="1" w:tplc="04090019" w:tentative="1">
+      <w:start w:val="1"/>
+      <w:numFmt w:val="lowerLetter"/>
+      <w:lvlText w:val="%2)"/>
+      <w:lvlJc w:val="left"/>
+      <w:pPr>
+        <w:ind w:left="1240" w:hanging="440"/>
+      </w:pPr>
+    </w:lvl>
+    <w:lvl w:ilvl="2" w:tplc="0409001B" w:tentative="1">
+      <w:start w:val="1"/>
+      <w:numFmt w:val="lowerRoman"/>
+      <w:lvlText w:val="%3."/>
+      <w:lvlJc w:val="right"/>
+      <w:pPr>
+        <w:ind w:left="1680" w:hanging="440"/>
+      </w:pPr>
+    </w:lvl>
+    <w:lvl w:ilvl="3" w:tplc="0409000F" w:tentative="1">
+      <w:start w:val="1"/>
+      <w:numFmt w:val="decimal"/>
+      <w:lvlText w:val="%4."/>
+      <w:lvlJc w:val="left"/>
+      <w:pPr>
+        <w:ind w:left="2120" w:hanging="440"/>
+      </w:pPr>
+    </w:lvl>
+    <w:lvl w:ilvl="4" w:tplc="04090019" w:tentative="1">
+      <w:start w:val="1"/>
+      <w:numFmt w:val="lowerLetter"/>
+      <w:lvlText w:val="%5)"/>
+      <w:lvlJc w:val="left"/>
+      <w:pPr>
+        <w:ind w:left="2560" w:hanging="440"/>
+      </w:pPr>
+    </w:lvl>
+    <w:lvl w:ilvl="5" w:tplc="0409001B" w:tentative="1">
+      <w:start w:val="1"/>
+      <w:numFmt w:val="lowerRoman"/>
+      <w:lvlText w:val="%6."/>
+      <w:lvlJc w:val="right"/>
+      <w:pPr>
+        <w:ind w:left="3000" w:hanging="440"/>
+      </w:pPr>
+    </w:lvl>
+    <w:lvl w:ilvl="6" w:tplc="0409000F" w:tentative="1">
+      <w:start w:val="1"/>
+      <w:numFmt w:val="decimal"/>
+      <w:lvlText w:val="%7."/>
+      <w:lvlJc w:val="left"/>
+      <w:pPr>
+        <w:ind w:left="3440" w:hanging="440"/>
+      </w:pPr>
+    </w:lvl>
+    <w:lvl w:ilvl="7" w:tplc="04090019" w:tentative="1">
+      <w:start w:val="1"/>
+      <w:numFmt w:val="lowerLetter"/>
+      <w:lvlText w:val="%8)"/>
+      <w:lvlJc w:val="left"/>
+      <w:pPr>
+        <w:ind w:left="3880" w:hanging="440"/>
+      </w:pPr>
+    </w:lvl>
+    <w:lvl w:ilvl="8" w:tplc="0409001B" w:tentative="1">
+      <w:start w:val="1"/>
+      <w:numFmt w:val="lowerRoman"/>
+      <w:lvlText w:val="%9."/>
+      <w:lvlJc w:val="right"/>
+      <w:pPr>
+        <w:ind w:left="4320" w:hanging="440"/>
+      </w:pPr>
+    </w:lvl>
+  </w:abstractNum>
+  <w:abstractNum w:abstractNumId="5" w15:restartNumberingAfterBreak="0">
     <w:nsid w:val="15995165"/>
     <w:multiLevelType w:val="multilevel"/>
     <w:tmpl w:val="9FA60C48"/>
@@ -10463,10 +11014,99 @@
       </w:pPr>
     </w:lvl>
   </w:abstractNum>
-  <w:abstractNum w:abstractNumId="5" w15:restartNumberingAfterBreak="0">
+  <w:abstractNum w:abstractNumId="6" w15:restartNumberingAfterBreak="0">
+    <w:nsid w:val="180D6911"/>
+    <w:multiLevelType w:val="hybridMultilevel"/>
+    <w:tmpl w:val="0FCC6634"/>
+    <w:lvl w:ilvl="0" w:tplc="2A2E6BE8">
+      <w:start w:val="1"/>
+      <w:numFmt w:val="decimal"/>
+      <w:lvlText w:val="%1."/>
+      <w:lvlJc w:val="left"/>
+      <w:pPr>
+        <w:ind w:left="780" w:hanging="360"/>
+      </w:pPr>
+      <w:rPr>
+        <w:rFonts w:hint="default"/>
+      </w:rPr>
+    </w:lvl>
+    <w:lvl w:ilvl="1" w:tplc="04090019" w:tentative="1">
+      <w:start w:val="1"/>
+      <w:numFmt w:val="lowerLetter"/>
+      <w:lvlText w:val="%2)"/>
+      <w:lvlJc w:val="left"/>
+      <w:pPr>
+        <w:ind w:left="880" w:hanging="440"/>
+      </w:pPr>
+    </w:lvl>
+    <w:lvl w:ilvl="2" w:tplc="0409001B" w:tentative="1">
+      <w:start w:val="1"/>
+      <w:numFmt w:val="lowerRoman"/>
+      <w:lvlText w:val="%3."/>
+      <w:lvlJc w:val="right"/>
+      <w:pPr>
+        <w:ind w:left="1320" w:hanging="440"/>
+      </w:pPr>
+    </w:lvl>
+    <w:lvl w:ilvl="3" w:tplc="0409000F" w:tentative="1">
+      <w:start w:val="1"/>
+      <w:numFmt w:val="decimal"/>
+      <w:lvlText w:val="%4."/>
+      <w:lvlJc w:val="left"/>
+      <w:pPr>
+        <w:ind w:left="1760" w:hanging="440"/>
+      </w:pPr>
+    </w:lvl>
+    <w:lvl w:ilvl="4" w:tplc="04090019" w:tentative="1">
+      <w:start w:val="1"/>
+      <w:numFmt w:val="lowerLetter"/>
+      <w:lvlText w:val="%5)"/>
+      <w:lvlJc w:val="left"/>
+      <w:pPr>
+        <w:ind w:left="2200" w:hanging="440"/>
+      </w:pPr>
+    </w:lvl>
+    <w:lvl w:ilvl="5" w:tplc="0409001B" w:tentative="1">
+      <w:start w:val="1"/>
+      <w:numFmt w:val="lowerRoman"/>
+      <w:lvlText w:val="%6."/>
+      <w:lvlJc w:val="right"/>
+      <w:pPr>
+        <w:ind w:left="2640" w:hanging="440"/>
+      </w:pPr>
+    </w:lvl>
+    <w:lvl w:ilvl="6" w:tplc="0409000F" w:tentative="1">
+      <w:start w:val="1"/>
+      <w:numFmt w:val="decimal"/>
+      <w:lvlText w:val="%7."/>
+      <w:lvlJc w:val="left"/>
+      <w:pPr>
+        <w:ind w:left="3080" w:hanging="440"/>
+      </w:pPr>
+    </w:lvl>
+    <w:lvl w:ilvl="7" w:tplc="04090019" w:tentative="1">
+      <w:start w:val="1"/>
+      <w:numFmt w:val="lowerLetter"/>
+      <w:lvlText w:val="%8)"/>
+      <w:lvlJc w:val="left"/>
+      <w:pPr>
+        <w:ind w:left="3520" w:hanging="440"/>
+      </w:pPr>
+    </w:lvl>
+    <w:lvl w:ilvl="8" w:tplc="0409001B" w:tentative="1">
+      <w:start w:val="1"/>
+      <w:numFmt w:val="lowerRoman"/>
+      <w:lvlText w:val="%9."/>
+      <w:lvlJc w:val="right"/>
+      <w:pPr>
+        <w:ind w:left="3960" w:hanging="440"/>
+      </w:pPr>
+    </w:lvl>
+  </w:abstractNum>
+  <w:abstractNum w:abstractNumId="7" w15:restartNumberingAfterBreak="0">
     <w:nsid w:val="1ADF03C7"/>
     <w:multiLevelType w:val="hybridMultilevel"/>
-    <w:tmpl w:val="4088ECF6"/>
+    <w:tmpl w:val="40FC6438"/>
     <w:lvl w:ilvl="0" w:tplc="FFFFFFFF">
       <w:start w:val="1"/>
       <w:numFmt w:val="decimal"/>
@@ -10479,14 +11119,17 @@
         <w:rFonts w:ascii="宋体" w:eastAsia="宋体" w:hAnsi="宋体" w:cs="Times New Roman"/>
       </w:rPr>
     </w:lvl>
-    <w:lvl w:ilvl="1" w:tplc="FFFFFFFF" w:tentative="1">
-      <w:start w:val="1"/>
-      <w:numFmt w:val="lowerLetter"/>
-      <w:lvlText w:val="%2)"/>
-      <w:lvlJc w:val="left"/>
-      <w:pPr>
-        <w:ind w:left="880" w:hanging="440"/>
-      </w:pPr>
+    <w:lvl w:ilvl="1" w:tplc="3558E5EE">
+      <w:start w:val="1"/>
+      <w:numFmt w:val="decimal"/>
+      <w:lvlText w:val="%2、"/>
+      <w:lvlJc w:val="left"/>
+      <w:pPr>
+        <w:ind w:left="800" w:hanging="360"/>
+      </w:pPr>
+      <w:rPr>
+        <w:rFonts w:hint="default"/>
+      </w:rPr>
     </w:lvl>
     <w:lvl w:ilvl="2" w:tplc="FFFFFFFF" w:tentative="1">
       <w:start w:val="1"/>
@@ -10552,7 +11195,7 @@
       </w:pPr>
     </w:lvl>
   </w:abstractNum>
-  <w:abstractNum w:abstractNumId="6" w15:restartNumberingAfterBreak="0">
+  <w:abstractNum w:abstractNumId="8" w15:restartNumberingAfterBreak="0">
     <w:nsid w:val="244C2B8A"/>
     <w:multiLevelType w:val="hybridMultilevel"/>
     <w:tmpl w:val="4088ECF6"/>
@@ -10641,7 +11284,7 @@
       </w:pPr>
     </w:lvl>
   </w:abstractNum>
-  <w:abstractNum w:abstractNumId="7" w15:restartNumberingAfterBreak="0">
+  <w:abstractNum w:abstractNumId="9" w15:restartNumberingAfterBreak="0">
     <w:nsid w:val="2498074A"/>
     <w:multiLevelType w:val="multilevel"/>
     <w:tmpl w:val="2498074A"/>
@@ -10757,7 +11400,7 @@
       </w:pPr>
     </w:lvl>
   </w:abstractNum>
-  <w:abstractNum w:abstractNumId="8" w15:restartNumberingAfterBreak="0">
+  <w:abstractNum w:abstractNumId="10" w15:restartNumberingAfterBreak="0">
     <w:nsid w:val="2E412373"/>
     <w:multiLevelType w:val="hybridMultilevel"/>
     <w:tmpl w:val="D52C96D4"/>
@@ -10846,7 +11489,7 @@
       </w:pPr>
     </w:lvl>
   </w:abstractNum>
-  <w:abstractNum w:abstractNumId="9" w15:restartNumberingAfterBreak="0">
+  <w:abstractNum w:abstractNumId="11" w15:restartNumberingAfterBreak="0">
     <w:nsid w:val="32D85164"/>
     <w:multiLevelType w:val="multilevel"/>
     <w:tmpl w:val="62549EFE"/>
@@ -10967,7 +11610,7 @@
       </w:pPr>
     </w:lvl>
   </w:abstractNum>
-  <w:abstractNum w:abstractNumId="10" w15:restartNumberingAfterBreak="0">
+  <w:abstractNum w:abstractNumId="12" w15:restartNumberingAfterBreak="0">
     <w:nsid w:val="34950873"/>
     <w:multiLevelType w:val="hybridMultilevel"/>
     <w:tmpl w:val="ECEE1B48"/>
@@ -11059,7 +11702,7 @@
       </w:pPr>
     </w:lvl>
   </w:abstractNum>
-  <w:abstractNum w:abstractNumId="11" w15:restartNumberingAfterBreak="0">
+  <w:abstractNum w:abstractNumId="13" w15:restartNumberingAfterBreak="0">
     <w:nsid w:val="352B7CDE"/>
     <w:multiLevelType w:val="multilevel"/>
     <w:tmpl w:val="57E6785A"/>
@@ -11208,7 +11851,96 @@
       </w:rPr>
     </w:lvl>
   </w:abstractNum>
-  <w:abstractNum w:abstractNumId="12" w15:restartNumberingAfterBreak="0">
+  <w:abstractNum w:abstractNumId="14" w15:restartNumberingAfterBreak="0">
+    <w:nsid w:val="3F684676"/>
+    <w:multiLevelType w:val="hybridMultilevel"/>
+    <w:tmpl w:val="4DC29CA4"/>
+    <w:lvl w:ilvl="0" w:tplc="DEAE5E48">
+      <w:start w:val="1"/>
+      <w:numFmt w:val="decimal"/>
+      <w:lvlText w:val="（%1）"/>
+      <w:lvlJc w:val="left"/>
+      <w:pPr>
+        <w:ind w:left="930" w:hanging="720"/>
+      </w:pPr>
+      <w:rPr>
+        <w:rFonts w:hint="default"/>
+      </w:rPr>
+    </w:lvl>
+    <w:lvl w:ilvl="1" w:tplc="04090019" w:tentative="1">
+      <w:start w:val="1"/>
+      <w:numFmt w:val="lowerLetter"/>
+      <w:lvlText w:val="%2)"/>
+      <w:lvlJc w:val="left"/>
+      <w:pPr>
+        <w:ind w:left="1090" w:hanging="440"/>
+      </w:pPr>
+    </w:lvl>
+    <w:lvl w:ilvl="2" w:tplc="0409001B" w:tentative="1">
+      <w:start w:val="1"/>
+      <w:numFmt w:val="lowerRoman"/>
+      <w:lvlText w:val="%3."/>
+      <w:lvlJc w:val="right"/>
+      <w:pPr>
+        <w:ind w:left="1530" w:hanging="440"/>
+      </w:pPr>
+    </w:lvl>
+    <w:lvl w:ilvl="3" w:tplc="0409000F" w:tentative="1">
+      <w:start w:val="1"/>
+      <w:numFmt w:val="decimal"/>
+      <w:lvlText w:val="%4."/>
+      <w:lvlJc w:val="left"/>
+      <w:pPr>
+        <w:ind w:left="1970" w:hanging="440"/>
+      </w:pPr>
+    </w:lvl>
+    <w:lvl w:ilvl="4" w:tplc="04090019" w:tentative="1">
+      <w:start w:val="1"/>
+      <w:numFmt w:val="lowerLetter"/>
+      <w:lvlText w:val="%5)"/>
+      <w:lvlJc w:val="left"/>
+      <w:pPr>
+        <w:ind w:left="2410" w:hanging="440"/>
+      </w:pPr>
+    </w:lvl>
+    <w:lvl w:ilvl="5" w:tplc="0409001B" w:tentative="1">
+      <w:start w:val="1"/>
+      <w:numFmt w:val="lowerRoman"/>
+      <w:lvlText w:val="%6."/>
+      <w:lvlJc w:val="right"/>
+      <w:pPr>
+        <w:ind w:left="2850" w:hanging="440"/>
+      </w:pPr>
+    </w:lvl>
+    <w:lvl w:ilvl="6" w:tplc="0409000F" w:tentative="1">
+      <w:start w:val="1"/>
+      <w:numFmt w:val="decimal"/>
+      <w:lvlText w:val="%7."/>
+      <w:lvlJc w:val="left"/>
+      <w:pPr>
+        <w:ind w:left="3290" w:hanging="440"/>
+      </w:pPr>
+    </w:lvl>
+    <w:lvl w:ilvl="7" w:tplc="04090019" w:tentative="1">
+      <w:start w:val="1"/>
+      <w:numFmt w:val="lowerLetter"/>
+      <w:lvlText w:val="%8)"/>
+      <w:lvlJc w:val="left"/>
+      <w:pPr>
+        <w:ind w:left="3730" w:hanging="440"/>
+      </w:pPr>
+    </w:lvl>
+    <w:lvl w:ilvl="8" w:tplc="0409001B" w:tentative="1">
+      <w:start w:val="1"/>
+      <w:numFmt w:val="lowerRoman"/>
+      <w:lvlText w:val="%9."/>
+      <w:lvlJc w:val="right"/>
+      <w:pPr>
+        <w:ind w:left="4170" w:hanging="440"/>
+      </w:pPr>
+    </w:lvl>
+  </w:abstractNum>
+  <w:abstractNum w:abstractNumId="15" w15:restartNumberingAfterBreak="0">
     <w:nsid w:val="4C522F6B"/>
     <w:multiLevelType w:val="multilevel"/>
     <w:tmpl w:val="90C2D7D8"/>
@@ -11357,7 +12089,7 @@
       </w:rPr>
     </w:lvl>
   </w:abstractNum>
-  <w:abstractNum w:abstractNumId="13" w15:restartNumberingAfterBreak="0">
+  <w:abstractNum w:abstractNumId="16" w15:restartNumberingAfterBreak="0">
     <w:nsid w:val="51736D7B"/>
     <w:multiLevelType w:val="multilevel"/>
     <w:tmpl w:val="9894E524"/>
@@ -11506,7 +12238,7 @@
       </w:rPr>
     </w:lvl>
   </w:abstractNum>
-  <w:abstractNum w:abstractNumId="14" w15:restartNumberingAfterBreak="0">
+  <w:abstractNum w:abstractNumId="17" w15:restartNumberingAfterBreak="0">
     <w:nsid w:val="53B57C33"/>
     <w:multiLevelType w:val="multilevel"/>
     <w:tmpl w:val="53B57C33"/>
@@ -11622,7 +12354,7 @@
       </w:pPr>
     </w:lvl>
   </w:abstractNum>
-  <w:abstractNum w:abstractNumId="15" w15:restartNumberingAfterBreak="0">
+  <w:abstractNum w:abstractNumId="18" w15:restartNumberingAfterBreak="0">
     <w:nsid w:val="5C655E23"/>
     <w:multiLevelType w:val="multilevel"/>
     <w:tmpl w:val="548AC7EA"/>
@@ -11771,7 +12503,7 @@
       </w:rPr>
     </w:lvl>
   </w:abstractNum>
-  <w:abstractNum w:abstractNumId="16" w15:restartNumberingAfterBreak="0">
+  <w:abstractNum w:abstractNumId="19" w15:restartNumberingAfterBreak="0">
     <w:nsid w:val="67993302"/>
     <w:multiLevelType w:val="hybridMultilevel"/>
     <w:tmpl w:val="4088ECF6"/>
@@ -11860,7 +12592,96 @@
       </w:pPr>
     </w:lvl>
   </w:abstractNum>
-  <w:abstractNum w:abstractNumId="17" w15:restartNumberingAfterBreak="0">
+  <w:abstractNum w:abstractNumId="20" w15:restartNumberingAfterBreak="0">
+    <w:nsid w:val="679C1C25"/>
+    <w:multiLevelType w:val="hybridMultilevel"/>
+    <w:tmpl w:val="3516009E"/>
+    <w:lvl w:ilvl="0" w:tplc="2A2E6BE8">
+      <w:start w:val="1"/>
+      <w:numFmt w:val="decimal"/>
+      <w:lvlText w:val="%1."/>
+      <w:lvlJc w:val="left"/>
+      <w:pPr>
+        <w:ind w:left="780" w:hanging="360"/>
+      </w:pPr>
+      <w:rPr>
+        <w:rFonts w:hint="default"/>
+      </w:rPr>
+    </w:lvl>
+    <w:lvl w:ilvl="1" w:tplc="04090019" w:tentative="1">
+      <w:start w:val="1"/>
+      <w:numFmt w:val="lowerLetter"/>
+      <w:lvlText w:val="%2)"/>
+      <w:lvlJc w:val="left"/>
+      <w:pPr>
+        <w:ind w:left="1300" w:hanging="440"/>
+      </w:pPr>
+    </w:lvl>
+    <w:lvl w:ilvl="2" w:tplc="0409001B" w:tentative="1">
+      <w:start w:val="1"/>
+      <w:numFmt w:val="lowerRoman"/>
+      <w:lvlText w:val="%3."/>
+      <w:lvlJc w:val="right"/>
+      <w:pPr>
+        <w:ind w:left="1740" w:hanging="440"/>
+      </w:pPr>
+    </w:lvl>
+    <w:lvl w:ilvl="3" w:tplc="0409000F" w:tentative="1">
+      <w:start w:val="1"/>
+      <w:numFmt w:val="decimal"/>
+      <w:lvlText w:val="%4."/>
+      <w:lvlJc w:val="left"/>
+      <w:pPr>
+        <w:ind w:left="2180" w:hanging="440"/>
+      </w:pPr>
+    </w:lvl>
+    <w:lvl w:ilvl="4" w:tplc="04090019" w:tentative="1">
+      <w:start w:val="1"/>
+      <w:numFmt w:val="lowerLetter"/>
+      <w:lvlText w:val="%5)"/>
+      <w:lvlJc w:val="left"/>
+      <w:pPr>
+        <w:ind w:left="2620" w:hanging="440"/>
+      </w:pPr>
+    </w:lvl>
+    <w:lvl w:ilvl="5" w:tplc="0409001B" w:tentative="1">
+      <w:start w:val="1"/>
+      <w:numFmt w:val="lowerRoman"/>
+      <w:lvlText w:val="%6."/>
+      <w:lvlJc w:val="right"/>
+      <w:pPr>
+        <w:ind w:left="3060" w:hanging="440"/>
+      </w:pPr>
+    </w:lvl>
+    <w:lvl w:ilvl="6" w:tplc="0409000F" w:tentative="1">
+      <w:start w:val="1"/>
+      <w:numFmt w:val="decimal"/>
+      <w:lvlText w:val="%7."/>
+      <w:lvlJc w:val="left"/>
+      <w:pPr>
+        <w:ind w:left="3500" w:hanging="440"/>
+      </w:pPr>
+    </w:lvl>
+    <w:lvl w:ilvl="7" w:tplc="04090019" w:tentative="1">
+      <w:start w:val="1"/>
+      <w:numFmt w:val="lowerLetter"/>
+      <w:lvlText w:val="%8)"/>
+      <w:lvlJc w:val="left"/>
+      <w:pPr>
+        <w:ind w:left="3940" w:hanging="440"/>
+      </w:pPr>
+    </w:lvl>
+    <w:lvl w:ilvl="8" w:tplc="0409001B" w:tentative="1">
+      <w:start w:val="1"/>
+      <w:numFmt w:val="lowerRoman"/>
+      <w:lvlText w:val="%9."/>
+      <w:lvlJc w:val="right"/>
+      <w:pPr>
+        <w:ind w:left="4380" w:hanging="440"/>
+      </w:pPr>
+    </w:lvl>
+  </w:abstractNum>
+  <w:abstractNum w:abstractNumId="21" w15:restartNumberingAfterBreak="0">
     <w:nsid w:val="6A8541ED"/>
     <w:multiLevelType w:val="hybridMultilevel"/>
     <w:tmpl w:val="AE326114"/>
@@ -11949,7 +12770,7 @@
       </w:pPr>
     </w:lvl>
   </w:abstractNum>
-  <w:abstractNum w:abstractNumId="18" w15:restartNumberingAfterBreak="0">
+  <w:abstractNum w:abstractNumId="22" w15:restartNumberingAfterBreak="0">
     <w:nsid w:val="6AB73377"/>
     <w:multiLevelType w:val="hybridMultilevel"/>
     <w:tmpl w:val="EDE86042"/>
@@ -12038,7 +12859,7 @@
       </w:pPr>
     </w:lvl>
   </w:abstractNum>
-  <w:abstractNum w:abstractNumId="19" w15:restartNumberingAfterBreak="0">
+  <w:abstractNum w:abstractNumId="23" w15:restartNumberingAfterBreak="0">
     <w:nsid w:val="6B1B4570"/>
     <w:multiLevelType w:val="multilevel"/>
     <w:tmpl w:val="6B1B4570"/>
@@ -12154,7 +12975,7 @@
       </w:pPr>
     </w:lvl>
   </w:abstractNum>
-  <w:abstractNum w:abstractNumId="20" w15:restartNumberingAfterBreak="0">
+  <w:abstractNum w:abstractNumId="24" w15:restartNumberingAfterBreak="0">
     <w:nsid w:val="6E627208"/>
     <w:multiLevelType w:val="multilevel"/>
     <w:tmpl w:val="E2124E76"/>
@@ -12303,7 +13124,7 @@
       </w:rPr>
     </w:lvl>
   </w:abstractNum>
-  <w:abstractNum w:abstractNumId="21" w15:restartNumberingAfterBreak="0">
+  <w:abstractNum w:abstractNumId="25" w15:restartNumberingAfterBreak="0">
     <w:nsid w:val="6F8637EA"/>
     <w:multiLevelType w:val="multilevel"/>
     <w:tmpl w:val="6F8637EA"/>
@@ -12419,7 +13240,7 @@
       </w:pPr>
     </w:lvl>
   </w:abstractNum>
-  <w:abstractNum w:abstractNumId="22" w15:restartNumberingAfterBreak="0">
+  <w:abstractNum w:abstractNumId="26" w15:restartNumberingAfterBreak="0">
     <w:nsid w:val="70151473"/>
     <w:multiLevelType w:val="multilevel"/>
     <w:tmpl w:val="70151473"/>
@@ -12535,7 +13356,7 @@
       </w:pPr>
     </w:lvl>
   </w:abstractNum>
-  <w:abstractNum w:abstractNumId="23" w15:restartNumberingAfterBreak="0">
+  <w:abstractNum w:abstractNumId="27" w15:restartNumberingAfterBreak="0">
     <w:nsid w:val="730131A4"/>
     <w:multiLevelType w:val="multilevel"/>
     <w:tmpl w:val="3F3E8742"/>
@@ -12648,7 +13469,7 @@
       </w:pPr>
     </w:lvl>
   </w:abstractNum>
-  <w:abstractNum w:abstractNumId="24" w15:restartNumberingAfterBreak="0">
+  <w:abstractNum w:abstractNumId="28" w15:restartNumberingAfterBreak="0">
     <w:nsid w:val="73D572E4"/>
     <w:multiLevelType w:val="hybridMultilevel"/>
     <w:tmpl w:val="4088ECF6"/>
@@ -12744,73 +13565,85 @@
     <w:abstractNumId w:val="3"/>
   </w:num>
   <w:num w:numId="3" w16cid:durableId="969240707">
-    <w:abstractNumId w:val="7"/>
+    <w:abstractNumId w:val="9"/>
   </w:num>
   <w:num w:numId="4" w16cid:durableId="1029070274">
-    <w:abstractNumId w:val="14"/>
+    <w:abstractNumId w:val="17"/>
   </w:num>
   <w:num w:numId="5" w16cid:durableId="1277173800">
-    <w:abstractNumId w:val="21"/>
+    <w:abstractNumId w:val="25"/>
   </w:num>
   <w:num w:numId="6" w16cid:durableId="1247689783">
-    <w:abstractNumId w:val="22"/>
+    <w:abstractNumId w:val="26"/>
   </w:num>
   <w:num w:numId="7" w16cid:durableId="703021950">
     <w:abstractNumId w:val="2"/>
   </w:num>
   <w:num w:numId="8" w16cid:durableId="201870965">
+    <w:abstractNumId w:val="23"/>
+  </w:num>
+  <w:num w:numId="9" w16cid:durableId="995838052">
+    <w:abstractNumId w:val="5"/>
+  </w:num>
+  <w:num w:numId="10" w16cid:durableId="477576448">
+    <w:abstractNumId w:val="10"/>
+  </w:num>
+  <w:num w:numId="11" w16cid:durableId="638192236">
+    <w:abstractNumId w:val="28"/>
+  </w:num>
+  <w:num w:numId="12" w16cid:durableId="2062942894">
+    <w:abstractNumId w:val="12"/>
+  </w:num>
+  <w:num w:numId="13" w16cid:durableId="269121532">
+    <w:abstractNumId w:val="15"/>
+  </w:num>
+  <w:num w:numId="14" w16cid:durableId="177893883">
+    <w:abstractNumId w:val="16"/>
+  </w:num>
+  <w:num w:numId="15" w16cid:durableId="761098701">
+    <w:abstractNumId w:val="24"/>
+  </w:num>
+  <w:num w:numId="16" w16cid:durableId="948390758">
+    <w:abstractNumId w:val="27"/>
+  </w:num>
+  <w:num w:numId="17" w16cid:durableId="2104252984">
+    <w:abstractNumId w:val="21"/>
+  </w:num>
+  <w:num w:numId="18" w16cid:durableId="205069861">
     <w:abstractNumId w:val="19"/>
   </w:num>
-  <w:num w:numId="9" w16cid:durableId="995838052">
-    <w:abstractNumId w:val="4"/>
+  <w:num w:numId="19" w16cid:durableId="636300421">
+    <w:abstractNumId w:val="18"/>
   </w:num>
-  <w:num w:numId="10" w16cid:durableId="477576448">
+  <w:num w:numId="20" w16cid:durableId="2062316929">
+    <w:abstractNumId w:val="22"/>
+  </w:num>
+  <w:num w:numId="21" w16cid:durableId="2053191354">
     <w:abstractNumId w:val="8"/>
   </w:num>
-  <w:num w:numId="11" w16cid:durableId="638192236">
-    <w:abstractNumId w:val="24"/>
-  </w:num>
-  <w:num w:numId="12" w16cid:durableId="2062942894">
-    <w:abstractNumId w:val="10"/>
-  </w:num>
-  <w:num w:numId="13" w16cid:durableId="269121532">
-    <w:abstractNumId w:val="12"/>
-  </w:num>
-  <w:num w:numId="14" w16cid:durableId="177893883">
+  <w:num w:numId="22" w16cid:durableId="1186823851">
     <w:abstractNumId w:val="13"/>
   </w:num>
-  <w:num w:numId="15" w16cid:durableId="761098701">
-    <w:abstractNumId w:val="20"/>
-  </w:num>
-  <w:num w:numId="16" w16cid:durableId="948390758">
-    <w:abstractNumId w:val="23"/>
-  </w:num>
-  <w:num w:numId="17" w16cid:durableId="2104252984">
-    <w:abstractNumId w:val="17"/>
-  </w:num>
-  <w:num w:numId="18" w16cid:durableId="205069861">
-    <w:abstractNumId w:val="16"/>
-  </w:num>
-  <w:num w:numId="19" w16cid:durableId="636300421">
-    <w:abstractNumId w:val="15"/>
-  </w:num>
-  <w:num w:numId="20" w16cid:durableId="2062316929">
-    <w:abstractNumId w:val="18"/>
-  </w:num>
-  <w:num w:numId="21" w16cid:durableId="2053191354">
-    <w:abstractNumId w:val="6"/>
-  </w:num>
-  <w:num w:numId="22" w16cid:durableId="1186823851">
+  <w:num w:numId="23" w16cid:durableId="2046561276">
     <w:abstractNumId w:val="11"/>
-  </w:num>
-  <w:num w:numId="23" w16cid:durableId="2046561276">
-    <w:abstractNumId w:val="9"/>
   </w:num>
   <w:num w:numId="24" w16cid:durableId="394742748">
     <w:abstractNumId w:val="1"/>
   </w:num>
   <w:num w:numId="25" w16cid:durableId="384262862">
-    <w:abstractNumId w:val="5"/>
+    <w:abstractNumId w:val="7"/>
+  </w:num>
+  <w:num w:numId="26" w16cid:durableId="1633555987">
+    <w:abstractNumId w:val="20"/>
+  </w:num>
+  <w:num w:numId="27" w16cid:durableId="717974568">
+    <w:abstractNumId w:val="4"/>
+  </w:num>
+  <w:num w:numId="28" w16cid:durableId="1541747752">
+    <w:abstractNumId w:val="6"/>
+  </w:num>
+  <w:num w:numId="29" w16cid:durableId="835417518">
+    <w:abstractNumId w:val="14"/>
   </w:num>
 </w:numbering>
 </file>
